--- a/Introdução a JavaScript.docx
+++ b/Introdução a JavaScript.docx
@@ -87,23 +87,7 @@
           <w:sz w:val="24"/>
           <w:szCs w:val="24"/>
         </w:rPr>
-        <w:t xml:space="preserve">JavaScript é a linguagem onde os programadores tem maior interesse em começar a programar, e não é </w:t>
-      </w:r>
-      <w:proofErr w:type="spellStart"/>
-      <w:r>
-        <w:rPr>
-          <w:sz w:val="24"/>
-          <w:szCs w:val="24"/>
-        </w:rPr>
-        <w:t>atoa</w:t>
-      </w:r>
-      <w:proofErr w:type="spellEnd"/>
-      <w:r>
-        <w:rPr>
-          <w:sz w:val="24"/>
-          <w:szCs w:val="24"/>
-        </w:rPr>
-        <w:t xml:space="preserve">, muitas marcas famosas tal como Google, Youtube, </w:t>
+        <w:t xml:space="preserve">JavaScript é a linguagem onde os programadores tem maior interesse em começar a programar, e não é atoa, muitas marcas famosas tal como Google, Youtube, </w:t>
       </w:r>
       <w:proofErr w:type="spellStart"/>
       <w:r>
@@ -506,9 +490,9 @@
               </wp:anchor>
             </w:drawing>
           </mc:Choice>
-          <mc:Fallback xmlns:oel="http://schemas.microsoft.com/office/2019/extlst" xmlns:w16du="http://schemas.microsoft.com/office/word/2023/wordml/word16du" xmlns:w16sdtfl="http://schemas.microsoft.com/office/word/2024/wordml/sdtformatlock">
+          <mc:Fallback>
             <w:pict>
-              <v:line w14:anchorId="69FCCA95" id="Conector reto 2" o:spid="_x0000_s1026" style="position:absolute;flip:y;z-index:251662336;visibility:visible;mso-wrap-style:square;mso-wrap-distance-left:9pt;mso-wrap-distance-top:0;mso-wrap-distance-right:9pt;mso-wrap-distance-bottom:0;mso-position-horizontal:absolute;mso-position-horizontal-relative:text;mso-position-vertical:absolute;mso-position-vertical-relative:text" from="-4.2pt,9.75pt" to="540pt,10.7pt" o:gfxdata="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" strokecolor="#5b9bd5 [3204]" strokeweight=".5pt">
+              <v:line w14:anchorId="1D7AF933" id="Conector reto 2" o:spid="_x0000_s1026" style="position:absolute;flip:y;z-index:251662336;visibility:visible;mso-wrap-style:square;mso-wrap-distance-left:9pt;mso-wrap-distance-top:0;mso-wrap-distance-right:9pt;mso-wrap-distance-bottom:0;mso-position-horizontal:absolute;mso-position-horizontal-relative:text;mso-position-vertical:absolute;mso-position-vertical-relative:text" from="-4.2pt,9.75pt" to="540pt,10.7pt" o:gfxdata="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" strokecolor="#5b9bd5 [3204]" strokeweight=".5pt">
                 <v:stroke joinstyle="miter"/>
               </v:line>
             </w:pict>
@@ -3238,9 +3222,9 @@
               </wp:anchor>
             </w:drawing>
           </mc:Choice>
-          <mc:Fallback xmlns:oel="http://schemas.microsoft.com/office/2019/extlst" xmlns:w16du="http://schemas.microsoft.com/office/word/2023/wordml/word16du" xmlns:w16sdtfl="http://schemas.microsoft.com/office/word/2024/wordml/sdtformatlock">
+          <mc:Fallback>
             <w:pict>
-              <v:line w14:anchorId="6A6CDC5E" id="Conector reto 3" o:spid="_x0000_s1026" style="position:absolute;flip:y;z-index:251663360;visibility:visible;mso-wrap-style:square;mso-wrap-distance-left:9pt;mso-wrap-distance-top:0;mso-wrap-distance-right:9pt;mso-wrap-distance-bottom:0;mso-position-horizontal:absolute;mso-position-horizontal-relative:text;mso-position-vertical:absolute;mso-position-vertical-relative:text" from="2.35pt,6.35pt" to="544.7pt,7.3pt" o:gfxdata="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" strokecolor="#5b9bd5 [3204]" strokeweight=".5pt">
+              <v:line w14:anchorId="5D8CA29F" id="Conector reto 3" o:spid="_x0000_s1026" style="position:absolute;flip:y;z-index:251663360;visibility:visible;mso-wrap-style:square;mso-wrap-distance-left:9pt;mso-wrap-distance-top:0;mso-wrap-distance-right:9pt;mso-wrap-distance-bottom:0;mso-position-horizontal:absolute;mso-position-horizontal-relative:text;mso-position-vertical:absolute;mso-position-vertical-relative:text" from="2.35pt,6.35pt" to="544.7pt,7.3pt" o:gfxdata="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" strokecolor="#5b9bd5 [3204]" strokeweight=".5pt">
                 <v:stroke joinstyle="miter"/>
               </v:line>
             </w:pict>
@@ -6297,9 +6281,9 @@
               </wp:anchor>
             </w:drawing>
           </mc:Choice>
-          <mc:Fallback xmlns:oel="http://schemas.microsoft.com/office/2019/extlst" xmlns:w16du="http://schemas.microsoft.com/office/word/2023/wordml/word16du" xmlns:w16sdtfl="http://schemas.microsoft.com/office/word/2024/wordml/sdtformatlock">
+          <mc:Fallback>
             <w:pict>
-              <v:line w14:anchorId="25B02EF9" id="Conector reto 8" o:spid="_x0000_s1026" style="position:absolute;z-index:251672576;visibility:visible;mso-wrap-style:square;mso-width-percent:0;mso-height-percent:0;mso-wrap-distance-left:9pt;mso-wrap-distance-top:0;mso-wrap-distance-right:9pt;mso-wrap-distance-bottom:0;mso-position-horizontal:absolute;mso-position-horizontal-relative:text;mso-position-vertical:absolute;mso-position-vertical-relative:text;mso-width-percent:0;mso-height-percent:0;mso-width-relative:margin;mso-height-relative:margin" from="-1.45pt,23.2pt" to="532.3pt,27.05pt" o:gfxdata="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" strokecolor="#5b9bd5 [3204]" strokeweight=".5pt">
+              <v:line w14:anchorId="5D3A444B" id="Conector reto 8" o:spid="_x0000_s1026" style="position:absolute;z-index:251672576;visibility:visible;mso-wrap-style:square;mso-width-percent:0;mso-height-percent:0;mso-wrap-distance-left:9pt;mso-wrap-distance-top:0;mso-wrap-distance-right:9pt;mso-wrap-distance-bottom:0;mso-position-horizontal:absolute;mso-position-horizontal-relative:text;mso-position-vertical:absolute;mso-position-vertical-relative:text;mso-width-percent:0;mso-height-percent:0;mso-width-relative:margin;mso-height-relative:margin" from="-1.45pt,23.2pt" to="532.3pt,27.05pt" o:gfxdata="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" strokecolor="#5b9bd5 [3204]" strokeweight=".5pt">
                 <v:stroke joinstyle="miter"/>
               </v:line>
             </w:pict>
@@ -12631,9 +12615,9 @@
               </wp:anchor>
             </w:drawing>
           </mc:Choice>
-          <mc:Fallback xmlns:oel="http://schemas.microsoft.com/office/2019/extlst" xmlns:w16du="http://schemas.microsoft.com/office/word/2023/wordml/word16du" xmlns:w16sdtfl="http://schemas.microsoft.com/office/word/2024/wordml/sdtformatlock">
+          <mc:Fallback>
             <w:pict>
-              <v:line w14:anchorId="21C9CD30" id="Conector reto 1" o:spid="_x0000_s1026" style="position:absolute;z-index:251661312;visibility:visible;mso-wrap-style:square;mso-width-percent:0;mso-height-percent:0;mso-wrap-distance-left:9pt;mso-wrap-distance-top:0;mso-wrap-distance-right:9pt;mso-wrap-distance-bottom:0;mso-position-horizontal:absolute;mso-position-horizontal-relative:text;mso-position-vertical:absolute;mso-position-vertical-relative:text;mso-width-percent:0;mso-height-percent:0;mso-width-relative:margin;mso-height-relative:margin" from="2.5pt,11.85pt" to="521.55pt,12.7pt" o:gfxdata="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" strokecolor="#5b9bd5 [3204]" strokeweight=".5pt">
+              <v:line w14:anchorId="67B20BE3" id="Conector reto 1" o:spid="_x0000_s1026" style="position:absolute;z-index:251661312;visibility:visible;mso-wrap-style:square;mso-width-percent:0;mso-height-percent:0;mso-wrap-distance-left:9pt;mso-wrap-distance-top:0;mso-wrap-distance-right:9pt;mso-wrap-distance-bottom:0;mso-position-horizontal:absolute;mso-position-horizontal-relative:text;mso-position-vertical:absolute;mso-position-vertical-relative:text;mso-width-percent:0;mso-height-percent:0;mso-width-relative:margin;mso-height-relative:margin" from="2.5pt,11.85pt" to="521.55pt,12.7pt" o:gfxdata="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" strokecolor="#5b9bd5 [3204]" strokeweight=".5pt">
                 <v:stroke joinstyle="miter"/>
               </v:line>
             </w:pict>
@@ -14315,9 +14299,9 @@
               </wp:anchor>
             </w:drawing>
           </mc:Choice>
-          <mc:Fallback xmlns:oel="http://schemas.microsoft.com/office/2019/extlst" xmlns:w16du="http://schemas.microsoft.com/office/word/2023/wordml/word16du" xmlns:w16sdtfl="http://schemas.microsoft.com/office/word/2024/wordml/sdtformatlock">
+          <mc:Fallback>
             <w:pict>
-              <v:line w14:anchorId="322DF423" id="Conector reto 4" o:spid="_x0000_s1026" style="position:absolute;flip:y;z-index:251664384;visibility:visible;mso-wrap-style:square;mso-width-percent:0;mso-height-percent:0;mso-wrap-distance-left:9pt;mso-wrap-distance-top:0;mso-wrap-distance-right:9pt;mso-wrap-distance-bottom:0;mso-position-horizontal:absolute;mso-position-horizontal-relative:margin;mso-position-vertical:absolute;mso-position-vertical-relative:text;mso-width-percent:0;mso-height-percent:0;mso-width-relative:margin;mso-height-relative:margin" from="-19.7pt,162.85pt" to="530.4pt,162.85pt" o:gfxdata="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" strokecolor="#5b9bd5 [3204]" strokeweight=".5pt">
+              <v:line w14:anchorId="30E3BB57" id="Conector reto 4" o:spid="_x0000_s1026" style="position:absolute;flip:y;z-index:251664384;visibility:visible;mso-wrap-style:square;mso-width-percent:0;mso-height-percent:0;mso-wrap-distance-left:9pt;mso-wrap-distance-top:0;mso-wrap-distance-right:9pt;mso-wrap-distance-bottom:0;mso-position-horizontal:absolute;mso-position-horizontal-relative:margin;mso-position-vertical:absolute;mso-position-vertical-relative:text;mso-width-percent:0;mso-height-percent:0;mso-width-relative:margin;mso-height-relative:margin" from="-19.7pt,162.85pt" to="530.4pt,162.85pt" o:gfxdata="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" strokecolor="#5b9bd5 [3204]" strokeweight=".5pt">
                 <v:stroke joinstyle="miter"/>
                 <w10:wrap anchorx="margin"/>
               </v:line>
@@ -14640,25 +14624,7 @@
           <w:sz w:val="24"/>
           <w:szCs w:val="24"/>
         </w:rPr>
-        <w:t>) sendo assim o que deve ser feito primeiro, levando em conta a precedência é a potenciação para depois a multiplicação, então vai fi</w:t>
-      </w:r>
-      <w:proofErr w:type="spellStart"/>
-      <w:r>
-        <w:rPr>
-          <w:rFonts w:eastAsiaTheme="minorEastAsia"/>
-          <w:sz w:val="24"/>
-          <w:szCs w:val="24"/>
-        </w:rPr>
-        <w:t>car</w:t>
-      </w:r>
-      <w:proofErr w:type="spellEnd"/>
-      <w:r>
-        <w:rPr>
-          <w:rFonts w:eastAsiaTheme="minorEastAsia"/>
-          <w:sz w:val="24"/>
-          <w:szCs w:val="24"/>
-        </w:rPr>
-        <w:t xml:space="preserve"> 5 * 9 que </w:t>
+        <w:t xml:space="preserve">) sendo assim o que deve ser feito primeiro, levando em conta a precedência é a potenciação para depois a multiplicação, então vai ficar 5 * 9 que </w:t>
       </w:r>
       <w:proofErr w:type="spellStart"/>
       <w:r>
@@ -15059,9 +15025,9 @@
               </wp:anchor>
             </w:drawing>
           </mc:Choice>
-          <mc:Fallback xmlns:oel="http://schemas.microsoft.com/office/2019/extlst" xmlns:w16du="http://schemas.microsoft.com/office/word/2023/wordml/word16du" xmlns:w16sdtfl="http://schemas.microsoft.com/office/word/2024/wordml/sdtformatlock">
+          <mc:Fallback>
             <w:pict>
-              <v:line w14:anchorId="72249334" id="Conector reto 5" o:spid="_x0000_s1026" style="position:absolute;flip:y;z-index:251665408;visibility:visible;mso-wrap-style:square;mso-height-percent:0;mso-wrap-distance-left:9pt;mso-wrap-distance-top:0;mso-wrap-distance-right:9pt;mso-wrap-distance-bottom:0;mso-position-horizontal:absolute;mso-position-horizontal-relative:text;mso-position-vertical:absolute;mso-position-vertical-relative:text;mso-height-percent:0;mso-height-relative:margin" from="-8.15pt,7.4pt" to="525.75pt,7.4pt" o:gfxdata="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" strokecolor="#5b9bd5 [3204]" strokeweight=".5pt">
+              <v:line w14:anchorId="35EFA9F8" id="Conector reto 5" o:spid="_x0000_s1026" style="position:absolute;flip:y;z-index:251665408;visibility:visible;mso-wrap-style:square;mso-height-percent:0;mso-wrap-distance-left:9pt;mso-wrap-distance-top:0;mso-wrap-distance-right:9pt;mso-wrap-distance-bottom:0;mso-position-horizontal:absolute;mso-position-horizontal-relative:text;mso-position-vertical:absolute;mso-position-vertical-relative:text;mso-height-percent:0;mso-height-relative:margin" from="-8.15pt,7.4pt" to="525.75pt,7.4pt" o:gfxdata="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" strokecolor="#5b9bd5 [3204]" strokeweight=".5pt">
                 <v:stroke joinstyle="miter"/>
               </v:line>
             </w:pict>
@@ -16437,9 +16403,9 @@
               </wp:anchor>
             </w:drawing>
           </mc:Choice>
-          <mc:Fallback xmlns:oel="http://schemas.microsoft.com/office/2019/extlst" xmlns:w16du="http://schemas.microsoft.com/office/word/2023/wordml/word16du" xmlns:w16sdtfl="http://schemas.microsoft.com/office/word/2024/wordml/sdtformatlock">
+          <mc:Fallback>
             <w:pict>
-              <v:line w14:anchorId="5E628588" id="Conector reto 6" o:spid="_x0000_s1026" style="position:absolute;z-index:251666432;visibility:visible;mso-wrap-style:square;mso-width-percent:0;mso-height-percent:0;mso-wrap-distance-left:9pt;mso-wrap-distance-top:0;mso-wrap-distance-right:9pt;mso-wrap-distance-bottom:0;mso-position-horizontal:absolute;mso-position-horizontal-relative:text;mso-position-vertical:absolute;mso-position-vertical-relative:text;mso-width-percent:0;mso-height-percent:0;mso-width-relative:margin;mso-height-relative:margin" from="-1.45pt,3.1pt" to="533.25pt,3.1pt" o:gfxdata="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" strokecolor="#5b9bd5 [3204]" strokeweight=".5pt">
+              <v:line w14:anchorId="6F85F100" id="Conector reto 6" o:spid="_x0000_s1026" style="position:absolute;z-index:251666432;visibility:visible;mso-wrap-style:square;mso-width-percent:0;mso-height-percent:0;mso-wrap-distance-left:9pt;mso-wrap-distance-top:0;mso-wrap-distance-right:9pt;mso-wrap-distance-bottom:0;mso-position-horizontal:absolute;mso-position-horizontal-relative:text;mso-position-vertical:absolute;mso-position-vertical-relative:text;mso-width-percent:0;mso-height-percent:0;mso-width-relative:margin;mso-height-relative:margin" from="-1.45pt,3.1pt" to="533.25pt,3.1pt" o:gfxdata="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" strokecolor="#5b9bd5 [3204]" strokeweight=".5pt">
                 <v:stroke joinstyle="miter"/>
               </v:line>
             </w:pict>
@@ -16936,9 +16902,9 @@
               </wp:anchor>
             </w:drawing>
           </mc:Choice>
-          <mc:Fallback xmlns:oel="http://schemas.microsoft.com/office/2019/extlst" xmlns:w16du="http://schemas.microsoft.com/office/word/2023/wordml/word16du" xmlns:w16sdtfl="http://schemas.microsoft.com/office/word/2024/wordml/sdtformatlock">
+          <mc:Fallback>
             <w:pict>
-              <v:line w14:anchorId="7604C62E" id="Conector reto 7" o:spid="_x0000_s1026" style="position:absolute;z-index:251668480;visibility:visible;mso-wrap-style:square;mso-width-percent:0;mso-height-percent:0;mso-wrap-distance-left:9pt;mso-wrap-distance-top:0;mso-wrap-distance-right:9pt;mso-wrap-distance-bottom:0;mso-position-horizontal:absolute;mso-position-horizontal-relative:text;mso-position-vertical:absolute;mso-position-vertical-relative:text;mso-width-percent:0;mso-height-percent:0;mso-width-relative:margin;mso-height-relative:margin" from="-2.4pt,8.2pt" to="531.35pt,8.2pt" o:gfxdata="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" strokecolor="#5b9bd5 [3204]" strokeweight=".5pt">
+              <v:line w14:anchorId="4865A6D3" id="Conector reto 7" o:spid="_x0000_s1026" style="position:absolute;z-index:251668480;visibility:visible;mso-wrap-style:square;mso-width-percent:0;mso-height-percent:0;mso-wrap-distance-left:9pt;mso-wrap-distance-top:0;mso-wrap-distance-right:9pt;mso-wrap-distance-bottom:0;mso-position-horizontal:absolute;mso-position-horizontal-relative:text;mso-position-vertical:absolute;mso-position-vertical-relative:text;mso-width-percent:0;mso-height-percent:0;mso-width-relative:margin;mso-height-relative:margin" from="-2.4pt,8.2pt" to="531.35pt,8.2pt" o:gfxdata="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" strokecolor="#5b9bd5 [3204]" strokeweight=".5pt">
                 <v:stroke joinstyle="miter"/>
               </v:line>
             </w:pict>
@@ -18826,9 +18792,9 @@
               </wp:anchor>
             </w:drawing>
           </mc:Choice>
-          <mc:Fallback xmlns:oel="http://schemas.microsoft.com/office/2019/extlst" xmlns:w16du="http://schemas.microsoft.com/office/word/2023/wordml/word16du" xmlns:w16sdtfl="http://schemas.microsoft.com/office/word/2024/wordml/sdtformatlock">
+          <mc:Fallback>
             <w:pict>
-              <v:line w14:anchorId="35C56546" id="Conector reto 9" o:spid="_x0000_s1026" style="position:absolute;flip:y;z-index:251673600;visibility:visible;mso-wrap-style:square;mso-width-percent:0;mso-height-percent:0;mso-wrap-distance-left:9pt;mso-wrap-distance-top:0;mso-wrap-distance-right:9pt;mso-wrap-distance-bottom:0;mso-position-horizontal:right;mso-position-horizontal-relative:margin;mso-position-vertical:absolute;mso-position-vertical-relative:text;mso-width-percent:0;mso-height-percent:0;mso-width-relative:margin;mso-height-relative:margin" from="476.8pt,10.55pt" to="1004.8pt,10.55pt" o:gfxdata="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" strokecolor="#5b9bd5 [3204]" strokeweight=".5pt">
+              <v:line w14:anchorId="28D1259E" id="Conector reto 9" o:spid="_x0000_s1026" style="position:absolute;flip:y;z-index:251673600;visibility:visible;mso-wrap-style:square;mso-width-percent:0;mso-height-percent:0;mso-wrap-distance-left:9pt;mso-wrap-distance-top:0;mso-wrap-distance-right:9pt;mso-wrap-distance-bottom:0;mso-position-horizontal:right;mso-position-horizontal-relative:margin;mso-position-vertical:absolute;mso-position-vertical-relative:text;mso-width-percent:0;mso-height-percent:0;mso-width-relative:margin;mso-height-relative:margin" from="476.8pt,10.55pt" to="1004.8pt,10.55pt" o:gfxdata="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" strokecolor="#5b9bd5 [3204]" strokeweight=".5pt">
                 <v:stroke joinstyle="miter"/>
                 <w10:wrap anchorx="margin"/>
               </v:line>
@@ -19933,9 +19899,9 @@
               </wp:anchor>
             </w:drawing>
           </mc:Choice>
-          <mc:Fallback xmlns:oel="http://schemas.microsoft.com/office/2019/extlst" xmlns:w16du="http://schemas.microsoft.com/office/word/2023/wordml/word16du" xmlns:w16sdtfl="http://schemas.microsoft.com/office/word/2024/wordml/sdtformatlock">
+          <mc:Fallback>
             <w:pict>
-              <v:line w14:anchorId="59E27CD3" id="Conector reto 10" o:spid="_x0000_s1026" style="position:absolute;z-index:251675648;visibility:visible;mso-wrap-style:square;mso-wrap-distance-left:9pt;mso-wrap-distance-top:0;mso-wrap-distance-right:9pt;mso-wrap-distance-bottom:0;mso-position-horizontal:absolute;mso-position-horizontal-relative:text;mso-position-vertical:absolute;mso-position-vertical-relative:text" from=".45pt,10.85pt" to="530.65pt,10.85pt" o:gfxdata="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" strokecolor="#5b9bd5 [3204]" strokeweight=".5pt">
+              <v:line w14:anchorId="135E4BCD" id="Conector reto 10" o:spid="_x0000_s1026" style="position:absolute;z-index:251675648;visibility:visible;mso-wrap-style:square;mso-wrap-distance-left:9pt;mso-wrap-distance-top:0;mso-wrap-distance-right:9pt;mso-wrap-distance-bottom:0;mso-position-horizontal:absolute;mso-position-horizontal-relative:text;mso-position-vertical:absolute;mso-position-vertical-relative:text" from=".45pt,10.85pt" to="530.65pt,10.85pt" o:gfxdata="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" strokecolor="#5b9bd5 [3204]" strokeweight=".5pt">
                 <v:stroke joinstyle="miter"/>
               </v:line>
             </w:pict>
@@ -20060,9 +20026,9 @@
               </wp:anchor>
             </w:drawing>
           </mc:Choice>
-          <mc:Fallback xmlns:oel="http://schemas.microsoft.com/office/2019/extlst" xmlns:w16du="http://schemas.microsoft.com/office/word/2023/wordml/word16du" xmlns:w16sdtfl="http://schemas.microsoft.com/office/word/2024/wordml/sdtformatlock">
+          <mc:Fallback>
             <w:pict>
-              <v:line w14:anchorId="42BD0D66" id="Conector reto 11" o:spid="_x0000_s1026" style="position:absolute;z-index:251676672;visibility:visible;mso-wrap-style:square;mso-wrap-distance-left:9pt;mso-wrap-distance-top:0;mso-wrap-distance-right:9pt;mso-wrap-distance-bottom:0;mso-position-horizontal:absolute;mso-position-horizontal-relative:text;mso-position-vertical:absolute;mso-position-vertical-relative:text" from="-1.4pt,7.85pt" to="527.85pt,7.85pt" o:gfxdata="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" strokecolor="#5b9bd5 [3204]" strokeweight=".5pt">
+              <v:line w14:anchorId="6FCEBFA5" id="Conector reto 11" o:spid="_x0000_s1026" style="position:absolute;z-index:251676672;visibility:visible;mso-wrap-style:square;mso-wrap-distance-left:9pt;mso-wrap-distance-top:0;mso-wrap-distance-right:9pt;mso-wrap-distance-bottom:0;mso-position-horizontal:absolute;mso-position-horizontal-relative:text;mso-position-vertical:absolute;mso-position-vertical-relative:text" from="-1.4pt,7.85pt" to="527.85pt,7.85pt" o:gfxdata="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" strokecolor="#5b9bd5 [3204]" strokeweight=".5pt">
                 <v:stroke joinstyle="miter"/>
               </v:line>
             </w:pict>
@@ -31983,6 +31949,7 @@
       <w:r>
         <w:rPr>
           <w:rFonts w:eastAsiaTheme="minorEastAsia"/>
+          <w:noProof/>
           <w:sz w:val="24"/>
           <w:szCs w:val="24"/>
         </w:rPr>
@@ -32141,6 +32108,7 @@
       <w:r>
         <w:rPr>
           <w:rFonts w:eastAsiaTheme="minorEastAsia"/>
+          <w:noProof/>
           <w:sz w:val="24"/>
           <w:szCs w:val="24"/>
         </w:rPr>
@@ -32595,6 +32563,7 @@
       <w:r>
         <w:rPr>
           <w:rFonts w:eastAsiaTheme="minorEastAsia"/>
+          <w:noProof/>
           <w:sz w:val="24"/>
           <w:szCs w:val="24"/>
         </w:rPr>
@@ -32723,6 +32692,7 @@
       <w:r>
         <w:rPr>
           <w:rFonts w:eastAsiaTheme="minorEastAsia"/>
+          <w:noProof/>
           <w:sz w:val="24"/>
           <w:szCs w:val="24"/>
         </w:rPr>
@@ -32809,6 +32779,7 @@
       <w:r>
         <w:rPr>
           <w:rFonts w:eastAsiaTheme="minorEastAsia"/>
+          <w:noProof/>
           <w:sz w:val="24"/>
           <w:szCs w:val="24"/>
         </w:rPr>
@@ -32877,6 +32848,7 @@
       <w:r>
         <w:rPr>
           <w:rFonts w:eastAsiaTheme="minorEastAsia"/>
+          <w:noProof/>
           <w:sz w:val="24"/>
           <w:szCs w:val="24"/>
         </w:rPr>
@@ -33018,6 +32990,7 @@
       <w:r>
         <w:rPr>
           <w:rFonts w:eastAsiaTheme="minorEastAsia"/>
+          <w:noProof/>
           <w:sz w:val="24"/>
           <w:szCs w:val="24"/>
         </w:rPr>
@@ -33183,6 +33156,7 @@
       <w:r>
         <w:rPr>
           <w:rFonts w:eastAsiaTheme="minorEastAsia"/>
+          <w:noProof/>
           <w:sz w:val="24"/>
           <w:szCs w:val="24"/>
         </w:rPr>
@@ -33269,6 +33243,7 @@
       <w:r>
         <w:rPr>
           <w:rFonts w:eastAsiaTheme="minorEastAsia"/>
+          <w:noProof/>
           <w:sz w:val="24"/>
           <w:szCs w:val="24"/>
         </w:rPr>
@@ -33392,6 +33367,7 @@
       <w:r>
         <w:rPr>
           <w:rFonts w:eastAsiaTheme="minorEastAsia"/>
+          <w:noProof/>
           <w:sz w:val="24"/>
           <w:szCs w:val="24"/>
         </w:rPr>
@@ -33584,6 +33560,7 @@
       <w:r>
         <w:rPr>
           <w:rFonts w:eastAsiaTheme="minorEastAsia"/>
+          <w:noProof/>
           <w:sz w:val="24"/>
           <w:szCs w:val="24"/>
         </w:rPr>
@@ -33662,6 +33639,7 @@
       <w:r>
         <w:rPr>
           <w:rFonts w:eastAsiaTheme="minorEastAsia"/>
+          <w:noProof/>
           <w:sz w:val="24"/>
           <w:szCs w:val="24"/>
         </w:rPr>
@@ -33730,6 +33708,7 @@
       <w:r>
         <w:rPr>
           <w:rFonts w:eastAsiaTheme="minorEastAsia"/>
+          <w:noProof/>
           <w:sz w:val="24"/>
           <w:szCs w:val="24"/>
         </w:rPr>
@@ -33869,6 +33848,7 @@
       <w:r>
         <w:rPr>
           <w:rFonts w:eastAsiaTheme="minorEastAsia"/>
+          <w:noProof/>
           <w:sz w:val="24"/>
           <w:szCs w:val="24"/>
         </w:rPr>
@@ -34009,6 +33989,7 @@
       <w:r>
         <w:rPr>
           <w:rFonts w:eastAsiaTheme="minorEastAsia"/>
+          <w:noProof/>
           <w:sz w:val="24"/>
           <w:szCs w:val="24"/>
         </w:rPr>
@@ -34103,6 +34084,7 @@
       <w:r>
         <w:rPr>
           <w:rFonts w:eastAsiaTheme="minorEastAsia"/>
+          <w:noProof/>
           <w:sz w:val="24"/>
           <w:szCs w:val="24"/>
         </w:rPr>
@@ -34199,6 +34181,7 @@
       <w:r>
         <w:rPr>
           <w:rFonts w:eastAsiaTheme="minorEastAsia"/>
+          <w:noProof/>
           <w:sz w:val="24"/>
           <w:szCs w:val="24"/>
         </w:rPr>
@@ -34266,6 +34249,7 @@
       <w:r>
         <w:rPr>
           <w:rFonts w:eastAsiaTheme="minorEastAsia"/>
+          <w:noProof/>
           <w:sz w:val="24"/>
           <w:szCs w:val="24"/>
         </w:rPr>
@@ -34334,6 +34318,7 @@
       <w:r>
         <w:rPr>
           <w:rFonts w:eastAsiaTheme="minorEastAsia"/>
+          <w:noProof/>
           <w:sz w:val="24"/>
           <w:szCs w:val="24"/>
         </w:rPr>
@@ -34464,6 +34449,7 @@
       <w:r>
         <w:rPr>
           <w:rFonts w:eastAsiaTheme="minorEastAsia"/>
+          <w:noProof/>
           <w:sz w:val="24"/>
           <w:szCs w:val="24"/>
         </w:rPr>
@@ -34699,6 +34685,7 @@
       <w:r>
         <w:rPr>
           <w:rFonts w:eastAsiaTheme="minorEastAsia"/>
+          <w:noProof/>
           <w:sz w:val="24"/>
           <w:szCs w:val="24"/>
         </w:rPr>
@@ -34803,6 +34790,7 @@
       <w:r>
         <w:rPr>
           <w:rFonts w:eastAsiaTheme="minorEastAsia"/>
+          <w:noProof/>
           <w:sz w:val="24"/>
           <w:szCs w:val="24"/>
         </w:rPr>
@@ -34907,6 +34895,7 @@
       <w:r>
         <w:rPr>
           <w:rFonts w:eastAsiaTheme="minorEastAsia"/>
+          <w:noProof/>
           <w:sz w:val="24"/>
           <w:szCs w:val="24"/>
         </w:rPr>
@@ -35062,6 +35051,7 @@
       <w:r>
         <w:rPr>
           <w:rFonts w:eastAsiaTheme="minorEastAsia"/>
+          <w:noProof/>
           <w:sz w:val="24"/>
           <w:szCs w:val="24"/>
         </w:rPr>
@@ -35113,6 +35103,7 @@
       <w:r>
         <w:rPr>
           <w:rFonts w:eastAsiaTheme="minorEastAsia"/>
+          <w:noProof/>
           <w:sz w:val="24"/>
           <w:szCs w:val="24"/>
         </w:rPr>
@@ -35168,6 +35159,2466 @@
           <w:szCs w:val="24"/>
         </w:rPr>
         <w:t>O resultado desse código que escrevemos fica claro que é uma calculadora</w:t>
+      </w:r>
+    </w:p>
+    <w:p>
+      <w:pPr>
+        <w:rPr>
+          <w:rFonts w:eastAsiaTheme="minorEastAsia"/>
+          <w:sz w:val="24"/>
+          <w:szCs w:val="24"/>
+        </w:rPr>
+      </w:pPr>
+      <w:r>
+        <w:rPr>
+          <w:rFonts w:eastAsiaTheme="minorEastAsia"/>
+          <w:sz w:val="24"/>
+          <w:szCs w:val="24"/>
+        </w:rPr>
+        <w:t>Explicando brevemente algumas coisas acerca do código:</w:t>
+      </w:r>
+    </w:p>
+    <w:p>
+      <w:pPr>
+        <w:rPr>
+          <w:rFonts w:eastAsiaTheme="minorEastAsia"/>
+          <w:sz w:val="24"/>
+          <w:szCs w:val="24"/>
+        </w:rPr>
+      </w:pPr>
+      <w:r>
+        <w:rPr>
+          <w:rFonts w:eastAsiaTheme="minorEastAsia"/>
+          <w:noProof/>
+          <w:sz w:val="24"/>
+          <w:szCs w:val="24"/>
+        </w:rPr>
+        <w:drawing>
+          <wp:inline distT="0" distB="0" distL="0" distR="0" wp14:anchorId="2E4697F2" wp14:editId="653FE56B">
+            <wp:extent cx="4344006" cy="943107"/>
+            <wp:effectExtent l="0" t="0" r="0" b="9525"/>
+            <wp:docPr id="357102688" name="Imagem 357102688"/>
+            <wp:cNvGraphicFramePr>
+              <a:graphicFrameLocks xmlns:a="http://schemas.openxmlformats.org/drawingml/2006/main" noChangeAspect="1"/>
+            </wp:cNvGraphicFramePr>
+            <a:graphic xmlns:a="http://schemas.openxmlformats.org/drawingml/2006/main">
+              <a:graphicData uri="http://schemas.openxmlformats.org/drawingml/2006/picture">
+                <pic:pic xmlns:pic="http://schemas.openxmlformats.org/drawingml/2006/picture">
+                  <pic:nvPicPr>
+                    <pic:cNvPr id="1" name=""/>
+                    <pic:cNvPicPr/>
+                  </pic:nvPicPr>
+                  <pic:blipFill>
+                    <a:blip r:embed="rId158"/>
+                    <a:stretch>
+                      <a:fillRect/>
+                    </a:stretch>
+                  </pic:blipFill>
+                  <pic:spPr>
+                    <a:xfrm>
+                      <a:off x="0" y="0"/>
+                      <a:ext cx="4344006" cy="943107"/>
+                    </a:xfrm>
+                    <a:prstGeom prst="rect">
+                      <a:avLst/>
+                    </a:prstGeom>
+                  </pic:spPr>
+                </pic:pic>
+              </a:graphicData>
+            </a:graphic>
+          </wp:inline>
+        </w:drawing>
+      </w:r>
+    </w:p>
+    <w:p>
+      <w:pPr>
+        <w:rPr>
+          <w:rFonts w:eastAsiaTheme="minorEastAsia"/>
+          <w:sz w:val="24"/>
+          <w:szCs w:val="24"/>
+        </w:rPr>
+      </w:pPr>
+      <w:r>
+        <w:rPr>
+          <w:rFonts w:eastAsiaTheme="minorEastAsia"/>
+          <w:sz w:val="24"/>
+          <w:szCs w:val="24"/>
+        </w:rPr>
+        <w:t>Nessas linhas de código acima</w:t>
+      </w:r>
+      <w:r>
+        <w:rPr>
+          <w:rFonts w:eastAsiaTheme="minorEastAsia"/>
+          <w:sz w:val="24"/>
+          <w:szCs w:val="24"/>
+        </w:rPr>
+        <w:t xml:space="preserve">, podemos notar que a tag inicialmente escrita começa com “input”, input seria equivalente a uma caixa onde será adicionado um conteúdo dentro, </w:t>
+      </w:r>
+      <w:proofErr w:type="spellStart"/>
+      <w:r>
+        <w:rPr>
+          <w:rFonts w:eastAsiaTheme="minorEastAsia"/>
+          <w:sz w:val="24"/>
+          <w:szCs w:val="24"/>
+        </w:rPr>
+        <w:t>enste</w:t>
+      </w:r>
+      <w:proofErr w:type="spellEnd"/>
+      <w:r>
+        <w:rPr>
+          <w:rFonts w:eastAsiaTheme="minorEastAsia"/>
+          <w:sz w:val="24"/>
+          <w:szCs w:val="24"/>
+        </w:rPr>
+        <w:t xml:space="preserve"> exemplo, os valores que </w:t>
+      </w:r>
+      <w:r>
+        <w:rPr>
+          <w:rFonts w:eastAsiaTheme="minorEastAsia"/>
+          <w:sz w:val="24"/>
+          <w:szCs w:val="24"/>
+        </w:rPr>
+        <w:lastRenderedPageBreak/>
+        <w:t xml:space="preserve">entrarão para a soma. Dentro de cada input a gente adiciona tags de identificação, como id e </w:t>
+      </w:r>
+      <w:proofErr w:type="spellStart"/>
+      <w:r>
+        <w:rPr>
+          <w:rFonts w:eastAsiaTheme="minorEastAsia"/>
+          <w:sz w:val="24"/>
+          <w:szCs w:val="24"/>
+        </w:rPr>
+        <w:t>name</w:t>
+      </w:r>
+      <w:proofErr w:type="spellEnd"/>
+      <w:r>
+        <w:rPr>
+          <w:rFonts w:eastAsiaTheme="minorEastAsia"/>
+          <w:sz w:val="24"/>
+          <w:szCs w:val="24"/>
+        </w:rPr>
+        <w:t>.</w:t>
+      </w:r>
+      <w:r>
+        <w:rPr>
+          <w:rFonts w:eastAsiaTheme="minorEastAsia"/>
+          <w:sz w:val="24"/>
+          <w:szCs w:val="24"/>
+        </w:rPr>
+        <w:br/>
+      </w:r>
+      <w:r>
+        <w:rPr>
+          <w:rFonts w:eastAsiaTheme="minorEastAsia"/>
+          <w:noProof/>
+          <w:sz w:val="24"/>
+          <w:szCs w:val="24"/>
+        </w:rPr>
+        <w:drawing>
+          <wp:inline distT="0" distB="0" distL="0" distR="0" wp14:anchorId="23278FC6" wp14:editId="3FC37087">
+            <wp:extent cx="4610743" cy="2172003"/>
+            <wp:effectExtent l="0" t="0" r="0" b="0"/>
+            <wp:docPr id="357102672" name="Imagem 357102672"/>
+            <wp:cNvGraphicFramePr>
+              <a:graphicFrameLocks xmlns:a="http://schemas.openxmlformats.org/drawingml/2006/main" noChangeAspect="1"/>
+            </wp:cNvGraphicFramePr>
+            <a:graphic xmlns:a="http://schemas.openxmlformats.org/drawingml/2006/main">
+              <a:graphicData uri="http://schemas.openxmlformats.org/drawingml/2006/picture">
+                <pic:pic xmlns:pic="http://schemas.openxmlformats.org/drawingml/2006/picture">
+                  <pic:nvPicPr>
+                    <pic:cNvPr id="1" name=""/>
+                    <pic:cNvPicPr/>
+                  </pic:nvPicPr>
+                  <pic:blipFill>
+                    <a:blip r:embed="rId159"/>
+                    <a:stretch>
+                      <a:fillRect/>
+                    </a:stretch>
+                  </pic:blipFill>
+                  <pic:spPr>
+                    <a:xfrm>
+                      <a:off x="0" y="0"/>
+                      <a:ext cx="4610743" cy="2172003"/>
+                    </a:xfrm>
+                    <a:prstGeom prst="rect">
+                      <a:avLst/>
+                    </a:prstGeom>
+                  </pic:spPr>
+                </pic:pic>
+              </a:graphicData>
+            </a:graphic>
+          </wp:inline>
+        </w:drawing>
+      </w:r>
+    </w:p>
+    <w:p>
+      <w:pPr>
+        <w:rPr>
+          <w:rFonts w:eastAsiaTheme="minorEastAsia"/>
+          <w:sz w:val="24"/>
+          <w:szCs w:val="24"/>
+        </w:rPr>
+      </w:pPr>
+      <w:r>
+        <w:rPr>
+          <w:rFonts w:eastAsiaTheme="minorEastAsia"/>
+          <w:sz w:val="24"/>
+          <w:szCs w:val="24"/>
+        </w:rPr>
+        <w:t xml:space="preserve">Interessante de se notar que existem </w:t>
+      </w:r>
+      <w:proofErr w:type="gramStart"/>
+      <w:r>
+        <w:rPr>
+          <w:rFonts w:eastAsiaTheme="minorEastAsia"/>
+          <w:sz w:val="24"/>
+          <w:szCs w:val="24"/>
+        </w:rPr>
+        <w:t>tipo  diferentes</w:t>
+      </w:r>
+      <w:proofErr w:type="gramEnd"/>
+      <w:r>
+        <w:rPr>
+          <w:rFonts w:eastAsiaTheme="minorEastAsia"/>
+          <w:sz w:val="24"/>
+          <w:szCs w:val="24"/>
+        </w:rPr>
+        <w:t xml:space="preserve"> de input, somente neste exemplo, podemos estar notando 2 deles, o primeiro sendo o Input type </w:t>
+      </w:r>
+      <w:proofErr w:type="spellStart"/>
+      <w:r>
+        <w:rPr>
+          <w:rFonts w:eastAsiaTheme="minorEastAsia"/>
+          <w:sz w:val="24"/>
+          <w:szCs w:val="24"/>
+        </w:rPr>
+        <w:t>number</w:t>
+      </w:r>
+      <w:proofErr w:type="spellEnd"/>
+      <w:r>
+        <w:rPr>
+          <w:rFonts w:eastAsiaTheme="minorEastAsia"/>
+          <w:sz w:val="24"/>
+          <w:szCs w:val="24"/>
+        </w:rPr>
+        <w:t>; o outro sendo input type=”</w:t>
+      </w:r>
+      <w:proofErr w:type="spellStart"/>
+      <w:r>
+        <w:rPr>
+          <w:rFonts w:eastAsiaTheme="minorEastAsia"/>
+          <w:sz w:val="24"/>
+          <w:szCs w:val="24"/>
+        </w:rPr>
+        <w:t>button</w:t>
+      </w:r>
+      <w:proofErr w:type="spellEnd"/>
+      <w:r>
+        <w:rPr>
+          <w:rFonts w:eastAsiaTheme="minorEastAsia"/>
+          <w:sz w:val="24"/>
+          <w:szCs w:val="24"/>
+        </w:rPr>
+        <w:t>”.</w:t>
+      </w:r>
+      <w:r>
+        <w:rPr>
+          <w:rFonts w:eastAsiaTheme="minorEastAsia"/>
+          <w:sz w:val="24"/>
+          <w:szCs w:val="24"/>
+        </w:rPr>
+        <w:br/>
+        <w:t>Cada um sendo um input, mas que irá ter funções diferentes.</w:t>
+      </w:r>
+    </w:p>
+    <w:p>
+      <w:pPr>
+        <w:rPr>
+          <w:rFonts w:eastAsiaTheme="minorEastAsia"/>
+          <w:sz w:val="24"/>
+          <w:szCs w:val="24"/>
+        </w:rPr>
+      </w:pPr>
+      <w:r>
+        <w:rPr>
+          <w:rFonts w:eastAsiaTheme="minorEastAsia"/>
+          <w:sz w:val="24"/>
+          <w:szCs w:val="24"/>
+        </w:rPr>
+        <w:t xml:space="preserve">Outro detalhe a se comentar, existem duas maneiras de “puxar” um id, o primeiro deles sendo o padrão que seria o </w:t>
+      </w:r>
+    </w:p>
+    <w:p>
+      <w:pPr>
+        <w:rPr>
+          <w:rFonts w:eastAsiaTheme="minorEastAsia"/>
+          <w:sz w:val="24"/>
+          <w:szCs w:val="24"/>
+        </w:rPr>
+      </w:pPr>
+      <w:proofErr w:type="spellStart"/>
+      <w:proofErr w:type="gramStart"/>
+      <w:r>
+        <w:rPr>
+          <w:rFonts w:eastAsiaTheme="minorEastAsia"/>
+          <w:i/>
+          <w:iCs/>
+          <w:sz w:val="24"/>
+          <w:szCs w:val="24"/>
+        </w:rPr>
+        <w:t>window.document</w:t>
+      </w:r>
+      <w:proofErr w:type="gramEnd"/>
+      <w:r>
+        <w:rPr>
+          <w:rFonts w:eastAsiaTheme="minorEastAsia"/>
+          <w:i/>
+          <w:iCs/>
+          <w:sz w:val="24"/>
+          <w:szCs w:val="24"/>
+        </w:rPr>
+        <w:t>.getElementById</w:t>
+      </w:r>
+      <w:proofErr w:type="spellEnd"/>
+      <w:r>
+        <w:rPr>
+          <w:rFonts w:eastAsiaTheme="minorEastAsia"/>
+          <w:sz w:val="24"/>
+          <w:szCs w:val="24"/>
+        </w:rPr>
+        <w:t xml:space="preserve">, </w:t>
+      </w:r>
+    </w:p>
+    <w:p>
+      <w:pPr>
+        <w:rPr>
+          <w:rFonts w:eastAsiaTheme="minorEastAsia"/>
+          <w:sz w:val="24"/>
+          <w:szCs w:val="24"/>
+        </w:rPr>
+      </w:pPr>
+      <w:r>
+        <w:rPr>
+          <w:rFonts w:eastAsiaTheme="minorEastAsia"/>
+          <w:sz w:val="24"/>
+          <w:szCs w:val="24"/>
+        </w:rPr>
+        <w:t>a outra maneira sendo:</w:t>
+      </w:r>
+    </w:p>
+    <w:p>
+      <w:pPr>
+        <w:rPr>
+          <w:rFonts w:eastAsiaTheme="minorEastAsia"/>
+          <w:i/>
+          <w:iCs/>
+          <w:sz w:val="24"/>
+          <w:szCs w:val="24"/>
+          <w:lang w:val="en-US"/>
+        </w:rPr>
+      </w:pPr>
+      <w:r>
+        <w:rPr>
+          <w:rFonts w:eastAsiaTheme="minorEastAsia"/>
+          <w:sz w:val="24"/>
+          <w:szCs w:val="24"/>
+        </w:rPr>
+        <w:t xml:space="preserve"> </w:t>
+      </w:r>
+      <w:proofErr w:type="spellStart"/>
+      <w:proofErr w:type="gramStart"/>
+      <w:r>
+        <w:rPr>
+          <w:rFonts w:eastAsiaTheme="minorEastAsia"/>
+          <w:i/>
+          <w:iCs/>
+          <w:sz w:val="24"/>
+          <w:szCs w:val="24"/>
+          <w:lang w:val="en-US"/>
+        </w:rPr>
+        <w:t>window.document</w:t>
+      </w:r>
+      <w:proofErr w:type="gramEnd"/>
+      <w:r>
+        <w:rPr>
+          <w:rFonts w:eastAsiaTheme="minorEastAsia"/>
+          <w:i/>
+          <w:iCs/>
+          <w:sz w:val="24"/>
+          <w:szCs w:val="24"/>
+          <w:lang w:val="en-US"/>
+        </w:rPr>
+        <w:t>.querySelector</w:t>
+      </w:r>
+      <w:proofErr w:type="spellEnd"/>
+      <w:r>
+        <w:rPr>
+          <w:rFonts w:eastAsiaTheme="minorEastAsia"/>
+          <w:i/>
+          <w:iCs/>
+          <w:sz w:val="24"/>
+          <w:szCs w:val="24"/>
+          <w:lang w:val="en-US"/>
+        </w:rPr>
+        <w:t>(‘input#txtn2’)</w:t>
+      </w:r>
+    </w:p>
+    <w:p>
+      <w:pPr>
+        <w:rPr>
+          <w:rFonts w:eastAsiaTheme="minorEastAsia"/>
+          <w:sz w:val="24"/>
+          <w:szCs w:val="24"/>
+        </w:rPr>
+      </w:pPr>
+      <w:r>
+        <w:rPr>
+          <w:rFonts w:eastAsiaTheme="minorEastAsia"/>
+          <w:sz w:val="24"/>
+          <w:szCs w:val="24"/>
+          <w:lang w:val="en-US"/>
+        </w:rPr>
+        <w:t xml:space="preserve"> </w:t>
+      </w:r>
+      <w:r>
+        <w:rPr>
+          <w:rFonts w:eastAsiaTheme="minorEastAsia"/>
+          <w:sz w:val="24"/>
+          <w:szCs w:val="24"/>
+        </w:rPr>
+        <w:t xml:space="preserve">que acaba tendo o mesmo efeito, no exemplo a cima vamos fazer das duas maneiras para </w:t>
+      </w:r>
+      <w:proofErr w:type="spellStart"/>
+      <w:r>
+        <w:rPr>
+          <w:rFonts w:eastAsiaTheme="minorEastAsia"/>
+          <w:sz w:val="24"/>
+          <w:szCs w:val="24"/>
+        </w:rPr>
+        <w:t>mostar</w:t>
+      </w:r>
+      <w:proofErr w:type="spellEnd"/>
+      <w:r>
+        <w:rPr>
+          <w:rFonts w:eastAsiaTheme="minorEastAsia"/>
+          <w:sz w:val="24"/>
+          <w:szCs w:val="24"/>
+        </w:rPr>
+        <w:t xml:space="preserve"> que ambas as formas acabam funcionando da mesma maneira.</w:t>
+      </w:r>
+    </w:p>
+    <w:p>
+      <w:pPr>
+        <w:rPr>
+          <w:rFonts w:eastAsiaTheme="minorEastAsia"/>
+          <w:sz w:val="24"/>
+          <w:szCs w:val="24"/>
+        </w:rPr>
+      </w:pPr>
+      <w:r>
+        <w:rPr>
+          <w:rFonts w:eastAsiaTheme="minorEastAsia"/>
+          <w:sz w:val="24"/>
+          <w:szCs w:val="24"/>
+        </w:rPr>
+        <w:t>O próximo passo agora, seria criar outras duas variáveis:</w:t>
+      </w:r>
+      <w:r>
+        <w:rPr>
+          <w:rFonts w:eastAsiaTheme="minorEastAsia"/>
+          <w:sz w:val="24"/>
+          <w:szCs w:val="24"/>
+        </w:rPr>
+        <w:br/>
+      </w:r>
+      <w:r>
+        <w:rPr>
+          <w:rFonts w:eastAsiaTheme="minorEastAsia"/>
+          <w:noProof/>
+          <w:sz w:val="24"/>
+          <w:szCs w:val="24"/>
+        </w:rPr>
+        <w:drawing>
+          <wp:inline distT="0" distB="0" distL="0" distR="0" wp14:anchorId="47869660" wp14:editId="1143CD39">
+            <wp:extent cx="4639322" cy="1476581"/>
+            <wp:effectExtent l="0" t="0" r="8890" b="9525"/>
+            <wp:docPr id="357102689" name="Imagem 357102689"/>
+            <wp:cNvGraphicFramePr>
+              <a:graphicFrameLocks xmlns:a="http://schemas.openxmlformats.org/drawingml/2006/main" noChangeAspect="1"/>
+            </wp:cNvGraphicFramePr>
+            <a:graphic xmlns:a="http://schemas.openxmlformats.org/drawingml/2006/main">
+              <a:graphicData uri="http://schemas.openxmlformats.org/drawingml/2006/picture">
+                <pic:pic xmlns:pic="http://schemas.openxmlformats.org/drawingml/2006/picture">
+                  <pic:nvPicPr>
+                    <pic:cNvPr id="1" name=""/>
+                    <pic:cNvPicPr/>
+                  </pic:nvPicPr>
+                  <pic:blipFill>
+                    <a:blip r:embed="rId160"/>
+                    <a:stretch>
+                      <a:fillRect/>
+                    </a:stretch>
+                  </pic:blipFill>
+                  <pic:spPr>
+                    <a:xfrm>
+                      <a:off x="0" y="0"/>
+                      <a:ext cx="4639322" cy="1476581"/>
+                    </a:xfrm>
+                    <a:prstGeom prst="rect">
+                      <a:avLst/>
+                    </a:prstGeom>
+                  </pic:spPr>
+                </pic:pic>
+              </a:graphicData>
+            </a:graphic>
+          </wp:inline>
+        </w:drawing>
+      </w:r>
+    </w:p>
+    <w:p>
+      <w:pPr>
+        <w:rPr>
+          <w:rFonts w:eastAsiaTheme="minorEastAsia"/>
+          <w:sz w:val="24"/>
+          <w:szCs w:val="24"/>
+        </w:rPr>
+      </w:pPr>
+      <w:r>
+        <w:rPr>
+          <w:rFonts w:eastAsiaTheme="minorEastAsia"/>
+          <w:sz w:val="24"/>
+          <w:szCs w:val="24"/>
+        </w:rPr>
+        <w:t>Uma para o valor de n1, outra par ao valor de n2.</w:t>
+      </w:r>
+    </w:p>
+    <w:p>
+      <w:pPr>
+        <w:rPr>
+          <w:rFonts w:eastAsiaTheme="minorEastAsia"/>
+          <w:sz w:val="24"/>
+          <w:szCs w:val="24"/>
+        </w:rPr>
+      </w:pPr>
+      <w:r>
+        <w:rPr>
+          <w:rFonts w:eastAsiaTheme="minorEastAsia"/>
+          <w:sz w:val="24"/>
+          <w:szCs w:val="24"/>
+        </w:rPr>
+        <w:t>Isso porque, quando ele vem de uma caixa de texto, ele é texto</w:t>
+      </w:r>
+    </w:p>
+    <w:p>
+      <w:pPr>
+        <w:rPr>
+          <w:rFonts w:eastAsiaTheme="minorEastAsia"/>
+          <w:sz w:val="24"/>
+          <w:szCs w:val="24"/>
+        </w:rPr>
+      </w:pPr>
+      <w:r>
+        <w:rPr>
+          <w:rFonts w:eastAsiaTheme="minorEastAsia"/>
+          <w:noProof/>
+          <w:sz w:val="24"/>
+          <w:szCs w:val="24"/>
+        </w:rPr>
+        <w:drawing>
+          <wp:inline distT="0" distB="0" distL="0" distR="0" wp14:anchorId="735FFD38" wp14:editId="44823CB0">
+            <wp:extent cx="3667637" cy="838317"/>
+            <wp:effectExtent l="0" t="0" r="9525" b="0"/>
+            <wp:docPr id="357102690" name="Imagem 357102690"/>
+            <wp:cNvGraphicFramePr>
+              <a:graphicFrameLocks xmlns:a="http://schemas.openxmlformats.org/drawingml/2006/main" noChangeAspect="1"/>
+            </wp:cNvGraphicFramePr>
+            <a:graphic xmlns:a="http://schemas.openxmlformats.org/drawingml/2006/main">
+              <a:graphicData uri="http://schemas.openxmlformats.org/drawingml/2006/picture">
+                <pic:pic xmlns:pic="http://schemas.openxmlformats.org/drawingml/2006/picture">
+                  <pic:nvPicPr>
+                    <pic:cNvPr id="1" name=""/>
+                    <pic:cNvPicPr/>
+                  </pic:nvPicPr>
+                  <pic:blipFill>
+                    <a:blip r:embed="rId161"/>
+                    <a:stretch>
+                      <a:fillRect/>
+                    </a:stretch>
+                  </pic:blipFill>
+                  <pic:spPr>
+                    <a:xfrm>
+                      <a:off x="0" y="0"/>
+                      <a:ext cx="3667637" cy="838317"/>
+                    </a:xfrm>
+                    <a:prstGeom prst="rect">
+                      <a:avLst/>
+                    </a:prstGeom>
+                  </pic:spPr>
+                </pic:pic>
+              </a:graphicData>
+            </a:graphic>
+          </wp:inline>
+        </w:drawing>
+      </w:r>
+    </w:p>
+    <w:p>
+      <w:pPr>
+        <w:rPr>
+          <w:rFonts w:eastAsiaTheme="minorEastAsia"/>
+          <w:sz w:val="24"/>
+          <w:szCs w:val="24"/>
+        </w:rPr>
+      </w:pPr>
+      <w:r>
+        <w:rPr>
+          <w:rFonts w:eastAsiaTheme="minorEastAsia"/>
+          <w:sz w:val="24"/>
+          <w:szCs w:val="24"/>
+        </w:rPr>
+        <w:lastRenderedPageBreak/>
+        <w:t xml:space="preserve">Agora vamos a alguns detalhes importantes de se ponderar sobre como o código </w:t>
+      </w:r>
+      <w:proofErr w:type="spellStart"/>
+      <w:proofErr w:type="gramStart"/>
+      <w:r>
+        <w:rPr>
+          <w:rFonts w:eastAsiaTheme="minorEastAsia"/>
+          <w:sz w:val="24"/>
+          <w:szCs w:val="24"/>
+        </w:rPr>
+        <w:t>esta</w:t>
+      </w:r>
+      <w:proofErr w:type="spellEnd"/>
+      <w:proofErr w:type="gramEnd"/>
+      <w:r>
+        <w:rPr>
+          <w:rFonts w:eastAsiaTheme="minorEastAsia"/>
+          <w:sz w:val="24"/>
+          <w:szCs w:val="24"/>
+        </w:rPr>
+        <w:t xml:space="preserve"> neste momento:</w:t>
+      </w:r>
+      <w:r>
+        <w:rPr>
+          <w:rFonts w:eastAsiaTheme="minorEastAsia"/>
+          <w:sz w:val="24"/>
+          <w:szCs w:val="24"/>
+        </w:rPr>
+        <w:br/>
+      </w:r>
+      <w:r>
+        <w:rPr>
+          <w:rFonts w:eastAsiaTheme="minorEastAsia"/>
+          <w:noProof/>
+          <w:sz w:val="24"/>
+          <w:szCs w:val="24"/>
+        </w:rPr>
+        <w:drawing>
+          <wp:inline distT="0" distB="0" distL="0" distR="0" wp14:anchorId="75EAD811" wp14:editId="4D6FF9D0">
+            <wp:extent cx="5020376" cy="2267266"/>
+            <wp:effectExtent l="0" t="0" r="8890" b="0"/>
+            <wp:docPr id="357102691" name="Imagem 357102691"/>
+            <wp:cNvGraphicFramePr>
+              <a:graphicFrameLocks xmlns:a="http://schemas.openxmlformats.org/drawingml/2006/main" noChangeAspect="1"/>
+            </wp:cNvGraphicFramePr>
+            <a:graphic xmlns:a="http://schemas.openxmlformats.org/drawingml/2006/main">
+              <a:graphicData uri="http://schemas.openxmlformats.org/drawingml/2006/picture">
+                <pic:pic xmlns:pic="http://schemas.openxmlformats.org/drawingml/2006/picture">
+                  <pic:nvPicPr>
+                    <pic:cNvPr id="1" name=""/>
+                    <pic:cNvPicPr/>
+                  </pic:nvPicPr>
+                  <pic:blipFill>
+                    <a:blip r:embed="rId162"/>
+                    <a:stretch>
+                      <a:fillRect/>
+                    </a:stretch>
+                  </pic:blipFill>
+                  <pic:spPr>
+                    <a:xfrm>
+                      <a:off x="0" y="0"/>
+                      <a:ext cx="5020376" cy="2267266"/>
+                    </a:xfrm>
+                    <a:prstGeom prst="rect">
+                      <a:avLst/>
+                    </a:prstGeom>
+                  </pic:spPr>
+                </pic:pic>
+              </a:graphicData>
+            </a:graphic>
+          </wp:inline>
+        </w:drawing>
+      </w:r>
+    </w:p>
+    <w:p>
+      <w:pPr>
+        <w:rPr>
+          <w:rFonts w:eastAsiaTheme="minorEastAsia"/>
+          <w:sz w:val="24"/>
+          <w:szCs w:val="24"/>
+        </w:rPr>
+      </w:pPr>
+      <w:r>
+        <w:rPr>
+          <w:rFonts w:eastAsiaTheme="minorEastAsia"/>
+          <w:sz w:val="24"/>
+          <w:szCs w:val="24"/>
+        </w:rPr>
+        <w:t xml:space="preserve">Primeiramente, eu defini que o valor que será posto dentro do input, que foi definido como n1, vai ser um número, </w:t>
+      </w:r>
+      <w:proofErr w:type="gramStart"/>
+      <w:r>
+        <w:rPr>
+          <w:rFonts w:eastAsiaTheme="minorEastAsia"/>
+          <w:sz w:val="24"/>
+          <w:szCs w:val="24"/>
+        </w:rPr>
+        <w:t>ou seja</w:t>
+      </w:r>
+      <w:proofErr w:type="gramEnd"/>
+      <w:r>
+        <w:rPr>
+          <w:rFonts w:eastAsiaTheme="minorEastAsia"/>
+          <w:sz w:val="24"/>
+          <w:szCs w:val="24"/>
+        </w:rPr>
+        <w:t xml:space="preserve"> o que poderá ser escrito dentro do input, é exclusivamente números, textos não funcionaram dentro desse input.</w:t>
+      </w:r>
+    </w:p>
+    <w:p>
+      <w:pPr>
+        <w:rPr>
+          <w:rFonts w:eastAsiaTheme="minorEastAsia"/>
+          <w:sz w:val="24"/>
+          <w:szCs w:val="24"/>
+        </w:rPr>
+      </w:pPr>
+      <w:r>
+        <w:rPr>
+          <w:rFonts w:eastAsiaTheme="minorEastAsia"/>
+          <w:sz w:val="24"/>
+          <w:szCs w:val="24"/>
+        </w:rPr>
+        <w:t>O número que for adicionado dentro, vai ser registrado como um dos valores da soma final, ou (tn1.value)</w:t>
+      </w:r>
+    </w:p>
+    <w:p>
+      <w:pPr>
+        <w:rPr>
+          <w:rFonts w:eastAsiaTheme="minorEastAsia"/>
+          <w:sz w:val="24"/>
+          <w:szCs w:val="24"/>
+        </w:rPr>
+      </w:pPr>
+      <w:r>
+        <w:rPr>
+          <w:rFonts w:eastAsiaTheme="minorEastAsia"/>
+          <w:sz w:val="24"/>
+          <w:szCs w:val="24"/>
+        </w:rPr>
+        <w:t xml:space="preserve">Dentro da segunda variável ou n2, eu vou ter o valor equivalente ao </w:t>
+      </w:r>
+      <w:proofErr w:type="spellStart"/>
+      <w:r>
+        <w:rPr>
+          <w:rFonts w:eastAsiaTheme="minorEastAsia"/>
+          <w:sz w:val="24"/>
+          <w:szCs w:val="24"/>
+        </w:rPr>
+        <w:t>seundo</w:t>
+      </w:r>
+      <w:proofErr w:type="spellEnd"/>
+      <w:r>
+        <w:rPr>
+          <w:rFonts w:eastAsiaTheme="minorEastAsia"/>
+          <w:sz w:val="24"/>
+          <w:szCs w:val="24"/>
+        </w:rPr>
+        <w:t xml:space="preserve"> número, do segundo input, que ao ser adicionado, assim como o primeiro, vai salvar um valor.</w:t>
+      </w:r>
+    </w:p>
+    <w:p>
+      <w:pPr>
+        <w:rPr>
+          <w:rFonts w:eastAsiaTheme="minorEastAsia"/>
+          <w:sz w:val="24"/>
+          <w:szCs w:val="24"/>
+        </w:rPr>
+      </w:pPr>
+      <w:r>
+        <w:rPr>
+          <w:rFonts w:eastAsiaTheme="minorEastAsia"/>
+          <w:sz w:val="24"/>
+          <w:szCs w:val="24"/>
+        </w:rPr>
+        <w:t xml:space="preserve">A variável s (soma), vai ser a soma de n1 + n2 (nomes dados as </w:t>
+      </w:r>
+      <w:proofErr w:type="spellStart"/>
+      <w:r>
+        <w:rPr>
+          <w:rFonts w:eastAsiaTheme="minorEastAsia"/>
+          <w:sz w:val="24"/>
+          <w:szCs w:val="24"/>
+        </w:rPr>
+        <w:t>variaveis</w:t>
+      </w:r>
+      <w:proofErr w:type="spellEnd"/>
+      <w:r>
+        <w:rPr>
+          <w:rFonts w:eastAsiaTheme="minorEastAsia"/>
+          <w:sz w:val="24"/>
+          <w:szCs w:val="24"/>
+        </w:rPr>
+        <w:t xml:space="preserve"> de valor), isso é muito parecido como eu vi anteriormente utilizando o node JS, porém ao invez de fazer no terminal do </w:t>
+      </w:r>
+      <w:proofErr w:type="spellStart"/>
+      <w:r>
+        <w:rPr>
+          <w:rFonts w:eastAsiaTheme="minorEastAsia"/>
+          <w:sz w:val="24"/>
+          <w:szCs w:val="24"/>
+        </w:rPr>
+        <w:t>nodejs</w:t>
+      </w:r>
+      <w:proofErr w:type="spellEnd"/>
+      <w:r>
+        <w:rPr>
+          <w:rFonts w:eastAsiaTheme="minorEastAsia"/>
+          <w:sz w:val="24"/>
+          <w:szCs w:val="24"/>
+        </w:rPr>
+        <w:t>, eu faço isso criando todo um algoritmo próprio</w:t>
+      </w:r>
+    </w:p>
+    <w:p>
+      <w:pPr>
+        <w:rPr>
+          <w:rFonts w:eastAsiaTheme="minorEastAsia"/>
+          <w:sz w:val="24"/>
+          <w:szCs w:val="24"/>
+        </w:rPr>
+      </w:pPr>
+      <w:r>
+        <w:rPr>
+          <w:rFonts w:eastAsiaTheme="minorEastAsia"/>
+          <w:noProof/>
+          <w:sz w:val="24"/>
+          <w:szCs w:val="24"/>
+        </w:rPr>
+        <w:drawing>
+          <wp:inline distT="0" distB="0" distL="0" distR="0" wp14:anchorId="7C0DA31A" wp14:editId="323717A1">
+            <wp:extent cx="3277057" cy="1419423"/>
+            <wp:effectExtent l="0" t="0" r="0" b="9525"/>
+            <wp:docPr id="357102692" name="Imagem 357102692"/>
+            <wp:cNvGraphicFramePr>
+              <a:graphicFrameLocks xmlns:a="http://schemas.openxmlformats.org/drawingml/2006/main" noChangeAspect="1"/>
+            </wp:cNvGraphicFramePr>
+            <a:graphic xmlns:a="http://schemas.openxmlformats.org/drawingml/2006/main">
+              <a:graphicData uri="http://schemas.openxmlformats.org/drawingml/2006/picture">
+                <pic:pic xmlns:pic="http://schemas.openxmlformats.org/drawingml/2006/picture">
+                  <pic:nvPicPr>
+                    <pic:cNvPr id="1" name=""/>
+                    <pic:cNvPicPr/>
+                  </pic:nvPicPr>
+                  <pic:blipFill>
+                    <a:blip r:embed="rId163"/>
+                    <a:stretch>
+                      <a:fillRect/>
+                    </a:stretch>
+                  </pic:blipFill>
+                  <pic:spPr>
+                    <a:xfrm>
+                      <a:off x="0" y="0"/>
+                      <a:ext cx="3277057" cy="1419423"/>
+                    </a:xfrm>
+                    <a:prstGeom prst="rect">
+                      <a:avLst/>
+                    </a:prstGeom>
+                  </pic:spPr>
+                </pic:pic>
+              </a:graphicData>
+            </a:graphic>
+          </wp:inline>
+        </w:drawing>
+      </w:r>
+    </w:p>
+    <w:p>
+      <w:pPr>
+        <w:rPr>
+          <w:rFonts w:eastAsiaTheme="minorEastAsia"/>
+          <w:sz w:val="24"/>
+          <w:szCs w:val="24"/>
+        </w:rPr>
+      </w:pPr>
+      <w:r>
+        <w:rPr>
+          <w:rFonts w:eastAsiaTheme="minorEastAsia"/>
+          <w:sz w:val="24"/>
+          <w:szCs w:val="24"/>
+        </w:rPr>
+        <w:t>O resultado somente de fazer esse código simples vai ser esse.</w:t>
+      </w:r>
+    </w:p>
+    <w:p>
+      <w:pPr>
+        <w:rPr>
+          <w:rFonts w:eastAsiaTheme="minorEastAsia"/>
+          <w:sz w:val="24"/>
+          <w:szCs w:val="24"/>
+        </w:rPr>
+      </w:pPr>
+      <w:r>
+        <w:rPr>
+          <w:rFonts w:eastAsiaTheme="minorEastAsia"/>
+          <w:sz w:val="24"/>
+          <w:szCs w:val="24"/>
+        </w:rPr>
+        <w:t>Uma calculadora</w:t>
+      </w:r>
+      <w:r>
+        <w:rPr>
+          <w:rFonts w:eastAsiaTheme="minorEastAsia"/>
+          <w:sz w:val="24"/>
+          <w:szCs w:val="24"/>
+        </w:rPr>
+        <w:t>, que diferente da calculadora normal que tem as teclas numéricas onde tu pode estar escolhendo o valor que vai ser adicionado nela, a gente vai ter os campos onde será adicionado o valor.</w:t>
+      </w:r>
+    </w:p>
+    <w:p>
+      <w:pPr>
+        <w:rPr>
+          <w:rFonts w:eastAsiaTheme="minorEastAsia"/>
+          <w:sz w:val="24"/>
+          <w:szCs w:val="24"/>
+        </w:rPr>
+      </w:pPr>
+      <w:r>
+        <w:rPr>
+          <w:rFonts w:eastAsiaTheme="minorEastAsia"/>
+          <w:sz w:val="24"/>
+          <w:szCs w:val="24"/>
+        </w:rPr>
+        <w:t>Isso porque ainda tem um recurso manual para escolher o valor:</w:t>
+      </w:r>
+    </w:p>
+    <w:p>
+      <w:pPr>
+        <w:rPr>
+          <w:rFonts w:eastAsiaTheme="minorEastAsia"/>
+          <w:sz w:val="24"/>
+          <w:szCs w:val="24"/>
+        </w:rPr>
+      </w:pPr>
+      <w:r>
+        <w:rPr>
+          <w:rFonts w:eastAsiaTheme="minorEastAsia"/>
+          <w:noProof/>
+          <w:sz w:val="24"/>
+          <w:szCs w:val="24"/>
+        </w:rPr>
+        <mc:AlternateContent>
+          <mc:Choice Requires="wps">
+            <w:drawing>
+              <wp:anchor distT="0" distB="0" distL="114300" distR="114300" simplePos="0" relativeHeight="251681792" behindDoc="0" locked="0" layoutInCell="1" allowOverlap="1" wp14:anchorId="565B39DE" wp14:editId="0902FE0B">
+                <wp:simplePos x="0" y="0"/>
+                <wp:positionH relativeFrom="column">
+                  <wp:posOffset>873306</wp:posOffset>
+                </wp:positionH>
+                <wp:positionV relativeFrom="paragraph">
+                  <wp:posOffset>215264</wp:posOffset>
+                </wp:positionV>
+                <wp:extent cx="57694" cy="220254"/>
+                <wp:effectExtent l="0" t="5080" r="13970" b="13970"/>
+                <wp:wrapNone/>
+                <wp:docPr id="357102696" name="Retângulo 357102696"/>
+                <wp:cNvGraphicFramePr/>
+                <a:graphic xmlns:a="http://schemas.openxmlformats.org/drawingml/2006/main">
+                  <a:graphicData uri="http://schemas.microsoft.com/office/word/2010/wordprocessingShape">
+                    <wps:wsp>
+                      <wps:cNvSpPr/>
+                      <wps:spPr>
+                        <a:xfrm rot="16200000">
+                          <a:off x="0" y="0"/>
+                          <a:ext cx="57694" cy="220254"/>
+                        </a:xfrm>
+                        <a:prstGeom prst="rect">
+                          <a:avLst/>
+                        </a:prstGeom>
+                      </wps:spPr>
+                      <wps:style>
+                        <a:lnRef idx="2">
+                          <a:schemeClr val="accent1">
+                            <a:shade val="50000"/>
+                          </a:schemeClr>
+                        </a:lnRef>
+                        <a:fillRef idx="1">
+                          <a:schemeClr val="accent1"/>
+                        </a:fillRef>
+                        <a:effectRef idx="0">
+                          <a:schemeClr val="accent1"/>
+                        </a:effectRef>
+                        <a:fontRef idx="minor">
+                          <a:schemeClr val="lt1"/>
+                        </a:fontRef>
+                      </wps:style>
+                      <wps:bodyPr rot="0" spcFirstLastPara="0" vertOverflow="overflow" horzOverflow="overflow" vert="horz" wrap="square" lIns="91440" tIns="45720" rIns="91440" bIns="45720" numCol="1" spcCol="0" rtlCol="0" fromWordArt="0" anchor="ctr" anchorCtr="0" forceAA="0" compatLnSpc="1">
+                        <a:prstTxWarp prst="textNoShape">
+                          <a:avLst/>
+                        </a:prstTxWarp>
+                        <a:noAutofit/>
+                      </wps:bodyPr>
+                    </wps:wsp>
+                  </a:graphicData>
+                </a:graphic>
+                <wp14:sizeRelH relativeFrom="margin">
+                  <wp14:pctWidth>0</wp14:pctWidth>
+                </wp14:sizeRelH>
+                <wp14:sizeRelV relativeFrom="margin">
+                  <wp14:pctHeight>0</wp14:pctHeight>
+                </wp14:sizeRelV>
+              </wp:anchor>
+            </w:drawing>
+          </mc:Choice>
+          <mc:Fallback>
+            <w:pict>
+              <v:rect w14:anchorId="7D9288C3" id="Retângulo 357102696" o:spid="_x0000_s1026" style="position:absolute;margin-left:68.75pt;margin-top:16.95pt;width:4.55pt;height:17.35pt;rotation:-90;z-index:251681792;visibility:visible;mso-wrap-style:square;mso-width-percent:0;mso-height-percent:0;mso-wrap-distance-left:9pt;mso-wrap-distance-top:0;mso-wrap-distance-right:9pt;mso-wrap-distance-bottom:0;mso-position-horizontal:absolute;mso-position-horizontal-relative:text;mso-position-vertical:absolute;mso-position-vertical-relative:text;mso-width-percent:0;mso-height-percent:0;mso-width-relative:margin;mso-height-relative:margin;v-text-anchor:middle" o:gfxdata="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" fillcolor="#5b9bd5 [3204]" strokecolor="#1f4d78 [1604]" strokeweight="1pt"/>
+            </w:pict>
+          </mc:Fallback>
+        </mc:AlternateContent>
+      </w:r>
+      <w:r>
+        <w:rPr>
+          <w:rFonts w:eastAsiaTheme="minorEastAsia"/>
+          <w:noProof/>
+          <w:sz w:val="24"/>
+          <w:szCs w:val="24"/>
+        </w:rPr>
+        <w:drawing>
+          <wp:inline distT="0" distB="0" distL="0" distR="0" wp14:anchorId="0801503F" wp14:editId="0559867B">
+            <wp:extent cx="1171739" cy="438211"/>
+            <wp:effectExtent l="0" t="0" r="9525" b="0"/>
+            <wp:docPr id="357102693" name="Imagem 357102693"/>
+            <wp:cNvGraphicFramePr>
+              <a:graphicFrameLocks xmlns:a="http://schemas.openxmlformats.org/drawingml/2006/main" noChangeAspect="1"/>
+            </wp:cNvGraphicFramePr>
+            <a:graphic xmlns:a="http://schemas.openxmlformats.org/drawingml/2006/main">
+              <a:graphicData uri="http://schemas.openxmlformats.org/drawingml/2006/picture">
+                <pic:pic xmlns:pic="http://schemas.openxmlformats.org/drawingml/2006/picture">
+                  <pic:nvPicPr>
+                    <pic:cNvPr id="1" name=""/>
+                    <pic:cNvPicPr/>
+                  </pic:nvPicPr>
+                  <pic:blipFill>
+                    <a:blip r:embed="rId164"/>
+                    <a:stretch>
+                      <a:fillRect/>
+                    </a:stretch>
+                  </pic:blipFill>
+                  <pic:spPr>
+                    <a:xfrm>
+                      <a:off x="0" y="0"/>
+                      <a:ext cx="1171739" cy="438211"/>
+                    </a:xfrm>
+                    <a:prstGeom prst="rect">
+                      <a:avLst/>
+                    </a:prstGeom>
+                  </pic:spPr>
+                </pic:pic>
+              </a:graphicData>
+            </a:graphic>
+          </wp:inline>
+        </w:drawing>
+      </w:r>
+    </w:p>
+    <w:p>
+      <w:pPr>
+        <w:rPr>
+          <w:rFonts w:eastAsiaTheme="minorEastAsia"/>
+          <w:sz w:val="24"/>
+          <w:szCs w:val="24"/>
+        </w:rPr>
+      </w:pPr>
+      <w:r>
+        <w:rPr>
+          <w:rFonts w:eastAsiaTheme="minorEastAsia"/>
+          <w:sz w:val="24"/>
+          <w:szCs w:val="24"/>
+        </w:rPr>
+        <w:t>Onde está indicado na imagem, onde há uma seta para cima e outra parra baixo, é possível estar escolhendo o valor que vai entrar dentro da caixinha.</w:t>
+      </w:r>
+    </w:p>
+    <w:p>
+      <w:pPr>
+        <w:rPr>
+          <w:rFonts w:eastAsiaTheme="minorEastAsia"/>
+          <w:sz w:val="24"/>
+          <w:szCs w:val="24"/>
+        </w:rPr>
+      </w:pPr>
+      <w:r>
+        <w:rPr>
+          <w:rFonts w:eastAsiaTheme="minorEastAsia"/>
+          <w:sz w:val="24"/>
+          <w:szCs w:val="24"/>
+        </w:rPr>
+        <w:t>Uma outra adição interessante que pode ser feita, seria deixar o resultado em negrito:</w:t>
+      </w:r>
+    </w:p>
+    <w:p>
+      <w:pPr>
+        <w:rPr>
+          <w:rFonts w:eastAsiaTheme="minorEastAsia"/>
+          <w:sz w:val="24"/>
+          <w:szCs w:val="24"/>
+        </w:rPr>
+      </w:pPr>
+      <w:r>
+        <w:rPr>
+          <w:rFonts w:eastAsiaTheme="minorEastAsia"/>
+          <w:noProof/>
+          <w:sz w:val="24"/>
+          <w:szCs w:val="24"/>
+        </w:rPr>
+        <w:drawing>
+          <wp:inline distT="0" distB="0" distL="0" distR="0" wp14:anchorId="53D16BF5" wp14:editId="242783DA">
+            <wp:extent cx="4315427" cy="790685"/>
+            <wp:effectExtent l="0" t="0" r="9525" b="9525"/>
+            <wp:docPr id="357102698" name="Imagem 357102698"/>
+            <wp:cNvGraphicFramePr>
+              <a:graphicFrameLocks xmlns:a="http://schemas.openxmlformats.org/drawingml/2006/main" noChangeAspect="1"/>
+            </wp:cNvGraphicFramePr>
+            <a:graphic xmlns:a="http://schemas.openxmlformats.org/drawingml/2006/main">
+              <a:graphicData uri="http://schemas.openxmlformats.org/drawingml/2006/picture">
+                <pic:pic xmlns:pic="http://schemas.openxmlformats.org/drawingml/2006/picture">
+                  <pic:nvPicPr>
+                    <pic:cNvPr id="1" name=""/>
+                    <pic:cNvPicPr/>
+                  </pic:nvPicPr>
+                  <pic:blipFill>
+                    <a:blip r:embed="rId165"/>
+                    <a:stretch>
+                      <a:fillRect/>
+                    </a:stretch>
+                  </pic:blipFill>
+                  <pic:spPr>
+                    <a:xfrm>
+                      <a:off x="0" y="0"/>
+                      <a:ext cx="4315427" cy="790685"/>
+                    </a:xfrm>
+                    <a:prstGeom prst="rect">
+                      <a:avLst/>
+                    </a:prstGeom>
+                  </pic:spPr>
+                </pic:pic>
+              </a:graphicData>
+            </a:graphic>
+          </wp:inline>
+        </w:drawing>
+      </w:r>
+    </w:p>
+    <w:p>
+      <w:pPr>
+        <w:rPr>
+          <w:rFonts w:eastAsiaTheme="minorEastAsia"/>
+          <w:sz w:val="24"/>
+          <w:szCs w:val="24"/>
+        </w:rPr>
+      </w:pPr>
+      <w:r>
+        <w:rPr>
+          <w:rFonts w:eastAsiaTheme="minorEastAsia"/>
+          <w:sz w:val="24"/>
+          <w:szCs w:val="24"/>
+        </w:rPr>
+        <w:lastRenderedPageBreak/>
+        <w:t>No caso eu utilizo uma tag HTML mesmo “Strong” para fazer isso.</w:t>
+      </w:r>
+    </w:p>
+    <w:p>
+      <w:pPr>
+        <w:rPr>
+          <w:rFonts w:eastAsiaTheme="minorEastAsia"/>
+          <w:sz w:val="24"/>
+          <w:szCs w:val="24"/>
+        </w:rPr>
+      </w:pPr>
+      <w:r>
+        <w:rPr>
+          <w:rFonts w:eastAsiaTheme="minorEastAsia"/>
+          <w:sz w:val="24"/>
+          <w:szCs w:val="24"/>
+        </w:rPr>
+        <w:t>O resultado, diferente de antes, ao invez de ficar da mesma maneira do restante do texto, vai ficar com destaque a mais:</w:t>
+      </w:r>
+      <w:r>
+        <w:rPr>
+          <w:rFonts w:eastAsiaTheme="minorEastAsia"/>
+          <w:sz w:val="24"/>
+          <w:szCs w:val="24"/>
+        </w:rPr>
+        <w:br/>
+      </w:r>
+      <w:r>
+        <w:rPr>
+          <w:rFonts w:eastAsiaTheme="minorEastAsia"/>
+          <w:noProof/>
+          <w:sz w:val="24"/>
+          <w:szCs w:val="24"/>
+        </w:rPr>
+        <w:drawing>
+          <wp:inline distT="0" distB="0" distL="0" distR="0" wp14:anchorId="0184700E" wp14:editId="50CB88C6">
+            <wp:extent cx="3057952" cy="1171739"/>
+            <wp:effectExtent l="0" t="0" r="0" b="9525"/>
+            <wp:docPr id="357102699" name="Imagem 357102699"/>
+            <wp:cNvGraphicFramePr>
+              <a:graphicFrameLocks xmlns:a="http://schemas.openxmlformats.org/drawingml/2006/main" noChangeAspect="1"/>
+            </wp:cNvGraphicFramePr>
+            <a:graphic xmlns:a="http://schemas.openxmlformats.org/drawingml/2006/main">
+              <a:graphicData uri="http://schemas.openxmlformats.org/drawingml/2006/picture">
+                <pic:pic xmlns:pic="http://schemas.openxmlformats.org/drawingml/2006/picture">
+                  <pic:nvPicPr>
+                    <pic:cNvPr id="1" name=""/>
+                    <pic:cNvPicPr/>
+                  </pic:nvPicPr>
+                  <pic:blipFill>
+                    <a:blip r:embed="rId166"/>
+                    <a:stretch>
+                      <a:fillRect/>
+                    </a:stretch>
+                  </pic:blipFill>
+                  <pic:spPr>
+                    <a:xfrm>
+                      <a:off x="0" y="0"/>
+                      <a:ext cx="3057952" cy="1171739"/>
+                    </a:xfrm>
+                    <a:prstGeom prst="rect">
+                      <a:avLst/>
+                    </a:prstGeom>
+                  </pic:spPr>
+                </pic:pic>
+              </a:graphicData>
+            </a:graphic>
+          </wp:inline>
+        </w:drawing>
+      </w:r>
+    </w:p>
+    <w:p>
+      <w:pPr>
+        <w:rPr>
+          <w:rFonts w:eastAsiaTheme="minorEastAsia"/>
+          <w:sz w:val="24"/>
+          <w:szCs w:val="24"/>
+        </w:rPr>
+      </w:pPr>
+    </w:p>
+    <w:p>
+      <w:pPr>
+        <w:rPr>
+          <w:rFonts w:eastAsiaTheme="minorEastAsia"/>
+          <w:sz w:val="24"/>
+          <w:szCs w:val="24"/>
+        </w:rPr>
+      </w:pPr>
+    </w:p>
+    <w:p>
+      <w:pPr>
+        <w:rPr>
+          <w:rFonts w:eastAsiaTheme="minorEastAsia"/>
+          <w:sz w:val="24"/>
+          <w:szCs w:val="24"/>
+        </w:rPr>
+      </w:pPr>
+    </w:p>
+    <w:p>
+      <w:pPr>
+        <w:rPr>
+          <w:rFonts w:eastAsiaTheme="minorEastAsia"/>
+          <w:sz w:val="24"/>
+          <w:szCs w:val="24"/>
+        </w:rPr>
+      </w:pPr>
+    </w:p>
+    <w:p>
+      <w:pPr>
+        <w:rPr>
+          <w:rFonts w:eastAsiaTheme="minorEastAsia"/>
+          <w:sz w:val="24"/>
+          <w:szCs w:val="24"/>
+        </w:rPr>
+      </w:pPr>
+    </w:p>
+    <w:p>
+      <w:pPr>
+        <w:rPr>
+          <w:rFonts w:eastAsiaTheme="minorEastAsia"/>
+          <w:sz w:val="24"/>
+          <w:szCs w:val="24"/>
+        </w:rPr>
+      </w:pPr>
+    </w:p>
+    <w:p>
+      <w:pPr>
+        <w:rPr>
+          <w:rFonts w:eastAsiaTheme="minorEastAsia"/>
+          <w:sz w:val="24"/>
+          <w:szCs w:val="24"/>
+        </w:rPr>
+      </w:pPr>
+    </w:p>
+    <w:p>
+      <w:pPr>
+        <w:rPr>
+          <w:rFonts w:eastAsiaTheme="minorEastAsia"/>
+          <w:sz w:val="24"/>
+          <w:szCs w:val="24"/>
+        </w:rPr>
+      </w:pPr>
+    </w:p>
+    <w:p>
+      <w:pPr>
+        <w:rPr>
+          <w:rFonts w:eastAsiaTheme="minorEastAsia"/>
+          <w:sz w:val="24"/>
+          <w:szCs w:val="24"/>
+        </w:rPr>
+      </w:pPr>
+    </w:p>
+    <w:p>
+      <w:pPr>
+        <w:rPr>
+          <w:rFonts w:eastAsiaTheme="minorEastAsia"/>
+          <w:sz w:val="24"/>
+          <w:szCs w:val="24"/>
+        </w:rPr>
+      </w:pPr>
+    </w:p>
+    <w:p>
+      <w:pPr>
+        <w:rPr>
+          <w:rFonts w:eastAsiaTheme="minorEastAsia"/>
+          <w:sz w:val="24"/>
+          <w:szCs w:val="24"/>
+        </w:rPr>
+      </w:pPr>
+    </w:p>
+    <w:p>
+      <w:pPr>
+        <w:rPr>
+          <w:rFonts w:eastAsiaTheme="minorEastAsia"/>
+          <w:sz w:val="24"/>
+          <w:szCs w:val="24"/>
+        </w:rPr>
+      </w:pPr>
+    </w:p>
+    <w:p>
+      <w:pPr>
+        <w:rPr>
+          <w:rFonts w:eastAsiaTheme="minorEastAsia"/>
+          <w:sz w:val="24"/>
+          <w:szCs w:val="24"/>
+        </w:rPr>
+      </w:pPr>
+    </w:p>
+    <w:p>
+      <w:pPr>
+        <w:rPr>
+          <w:rFonts w:eastAsiaTheme="minorEastAsia"/>
+          <w:sz w:val="24"/>
+          <w:szCs w:val="24"/>
+        </w:rPr>
+      </w:pPr>
+    </w:p>
+    <w:p>
+      <w:pPr>
+        <w:rPr>
+          <w:rFonts w:eastAsiaTheme="minorEastAsia"/>
+          <w:sz w:val="24"/>
+          <w:szCs w:val="24"/>
+        </w:rPr>
+      </w:pPr>
+    </w:p>
+    <w:p>
+      <w:pPr>
+        <w:rPr>
+          <w:rFonts w:eastAsiaTheme="minorEastAsia"/>
+          <w:sz w:val="24"/>
+          <w:szCs w:val="24"/>
+        </w:rPr>
+      </w:pPr>
+    </w:p>
+    <w:p>
+      <w:pPr>
+        <w:rPr>
+          <w:rFonts w:eastAsiaTheme="minorEastAsia"/>
+          <w:sz w:val="24"/>
+          <w:szCs w:val="24"/>
+        </w:rPr>
+      </w:pPr>
+    </w:p>
+    <w:p>
+      <w:pPr>
+        <w:rPr>
+          <w:rFonts w:eastAsiaTheme="minorEastAsia"/>
+          <w:sz w:val="24"/>
+          <w:szCs w:val="24"/>
+        </w:rPr>
+      </w:pPr>
+    </w:p>
+    <w:p>
+      <w:pPr>
+        <w:rPr>
+          <w:rFonts w:eastAsiaTheme="minorEastAsia"/>
+          <w:sz w:val="24"/>
+          <w:szCs w:val="24"/>
+        </w:rPr>
+      </w:pPr>
+    </w:p>
+    <w:p>
+      <w:pPr>
+        <w:rPr>
+          <w:rFonts w:eastAsiaTheme="minorEastAsia"/>
+          <w:sz w:val="24"/>
+          <w:szCs w:val="24"/>
+        </w:rPr>
+      </w:pPr>
+    </w:p>
+    <w:p>
+      <w:pPr>
+        <w:rPr>
+          <w:rFonts w:eastAsiaTheme="minorEastAsia"/>
+          <w:sz w:val="24"/>
+          <w:szCs w:val="24"/>
+        </w:rPr>
+      </w:pPr>
+    </w:p>
+    <w:p>
+      <w:pPr>
+        <w:rPr>
+          <w:rFonts w:eastAsiaTheme="minorEastAsia"/>
+          <w:sz w:val="24"/>
+          <w:szCs w:val="24"/>
+        </w:rPr>
+      </w:pPr>
+    </w:p>
+    <w:p>
+      <w:pPr>
+        <w:rPr>
+          <w:rFonts w:eastAsiaTheme="minorEastAsia"/>
+          <w:sz w:val="24"/>
+          <w:szCs w:val="24"/>
+        </w:rPr>
+      </w:pPr>
+    </w:p>
+    <w:p>
+      <w:pPr>
+        <w:rPr>
+          <w:rFonts w:eastAsiaTheme="minorEastAsia"/>
+          <w:sz w:val="24"/>
+          <w:szCs w:val="24"/>
+        </w:rPr>
+      </w:pPr>
+    </w:p>
+    <w:p>
+      <w:pPr>
+        <w:rPr>
+          <w:rFonts w:eastAsiaTheme="minorEastAsia"/>
+          <w:sz w:val="24"/>
+          <w:szCs w:val="24"/>
+        </w:rPr>
+      </w:pPr>
+    </w:p>
+    <w:p>
+      <w:pPr>
+        <w:rPr>
+          <w:rFonts w:eastAsiaTheme="minorEastAsia"/>
+          <w:sz w:val="24"/>
+          <w:szCs w:val="24"/>
+        </w:rPr>
+      </w:pPr>
+    </w:p>
+    <w:p>
+      <w:pPr>
+        <w:rPr>
+          <w:rFonts w:eastAsiaTheme="minorEastAsia"/>
+          <w:sz w:val="28"/>
+          <w:szCs w:val="28"/>
+        </w:rPr>
+      </w:pPr>
+      <w:r>
+        <w:rPr>
+          <w:rFonts w:eastAsiaTheme="minorEastAsia"/>
+          <w:sz w:val="28"/>
+          <w:szCs w:val="28"/>
+        </w:rPr>
+        <w:lastRenderedPageBreak/>
+        <w:t>Condições em JavaScript</w:t>
+      </w:r>
+    </w:p>
+    <w:p>
+      <w:pPr>
+        <w:rPr>
+          <w:rFonts w:eastAsiaTheme="minorEastAsia"/>
+          <w:sz w:val="24"/>
+          <w:szCs w:val="24"/>
+        </w:rPr>
+      </w:pPr>
+      <w:r>
+        <w:rPr>
+          <w:rFonts w:eastAsiaTheme="minorEastAsia"/>
+          <w:sz w:val="24"/>
+          <w:szCs w:val="24"/>
+        </w:rPr>
+        <w:drawing>
+          <wp:anchor distT="0" distB="0" distL="114300" distR="114300" simplePos="0" relativeHeight="251682816" behindDoc="1" locked="0" layoutInCell="1" allowOverlap="1" wp14:anchorId="0D2644A0" wp14:editId="2ED3DE5A">
+            <wp:simplePos x="0" y="0"/>
+            <wp:positionH relativeFrom="column">
+              <wp:posOffset>0</wp:posOffset>
+            </wp:positionH>
+            <wp:positionV relativeFrom="paragraph">
+              <wp:posOffset>1542</wp:posOffset>
+            </wp:positionV>
+            <wp:extent cx="1457608" cy="2253343"/>
+            <wp:effectExtent l="0" t="0" r="9525" b="0"/>
+            <wp:wrapTight wrapText="bothSides">
+              <wp:wrapPolygon edited="0">
+                <wp:start x="0" y="0"/>
+                <wp:lineTo x="0" y="21369"/>
+                <wp:lineTo x="21459" y="21369"/>
+                <wp:lineTo x="21459" y="0"/>
+                <wp:lineTo x="0" y="0"/>
+              </wp:wrapPolygon>
+            </wp:wrapTight>
+            <wp:docPr id="357102694" name="Imagem 357102694"/>
+            <wp:cNvGraphicFramePr>
+              <a:graphicFrameLocks xmlns:a="http://schemas.openxmlformats.org/drawingml/2006/main" noChangeAspect="1"/>
+            </wp:cNvGraphicFramePr>
+            <a:graphic xmlns:a="http://schemas.openxmlformats.org/drawingml/2006/main">
+              <a:graphicData uri="http://schemas.openxmlformats.org/drawingml/2006/picture">
+                <pic:pic xmlns:pic="http://schemas.openxmlformats.org/drawingml/2006/picture">
+                  <pic:nvPicPr>
+                    <pic:cNvPr id="1" name=""/>
+                    <pic:cNvPicPr/>
+                  </pic:nvPicPr>
+                  <pic:blipFill>
+                    <a:blip r:embed="rId167" cstate="print">
+                      <a:extLst>
+                        <a:ext uri="{28A0092B-C50C-407E-A947-70E740481C1C}">
+                          <a14:useLocalDpi xmlns:a14="http://schemas.microsoft.com/office/drawing/2010/main" val="0"/>
+                        </a:ext>
+                      </a:extLst>
+                    </a:blip>
+                    <a:stretch>
+                      <a:fillRect/>
+                    </a:stretch>
+                  </pic:blipFill>
+                  <pic:spPr>
+                    <a:xfrm>
+                      <a:off x="0" y="0"/>
+                      <a:ext cx="1457608" cy="2253343"/>
+                    </a:xfrm>
+                    <a:prstGeom prst="rect">
+                      <a:avLst/>
+                    </a:prstGeom>
+                  </pic:spPr>
+                </pic:pic>
+              </a:graphicData>
+            </a:graphic>
+          </wp:anchor>
+        </w:drawing>
+      </w:r>
+    </w:p>
+    <w:p>
+      <w:pPr>
+        <w:rPr>
+          <w:rFonts w:eastAsiaTheme="minorEastAsia"/>
+          <w:sz w:val="24"/>
+          <w:szCs w:val="24"/>
+        </w:rPr>
+      </w:pPr>
+    </w:p>
+    <w:p>
+      <w:pPr>
+        <w:tabs>
+          <w:tab w:val="left" w:pos="1509"/>
+        </w:tabs>
+        <w:rPr>
+          <w:rFonts w:eastAsiaTheme="minorEastAsia"/>
+          <w:sz w:val="24"/>
+          <w:szCs w:val="24"/>
+        </w:rPr>
+      </w:pPr>
+      <w:r>
+        <w:rPr>
+          <w:rFonts w:eastAsiaTheme="minorEastAsia"/>
+          <w:sz w:val="24"/>
+          <w:szCs w:val="24"/>
+        </w:rPr>
+        <w:tab/>
+        <w:t xml:space="preserve">Começando a introdução a condições em JavaScript, fica fácil perceber que até o momento todos os comandos que foram executados, foram feitos de maneira </w:t>
+      </w:r>
+      <w:proofErr w:type="spellStart"/>
+      <w:r>
+        <w:rPr>
+          <w:rFonts w:eastAsiaTheme="minorEastAsia"/>
+          <w:sz w:val="24"/>
+          <w:szCs w:val="24"/>
+        </w:rPr>
+        <w:t>sequêncial</w:t>
+      </w:r>
+      <w:proofErr w:type="spellEnd"/>
+      <w:r>
+        <w:rPr>
+          <w:rFonts w:eastAsiaTheme="minorEastAsia"/>
+          <w:sz w:val="24"/>
+          <w:szCs w:val="24"/>
+        </w:rPr>
+        <w:t xml:space="preserve">, o que significa que eles seguiram um caminho inalterado para alcançar um determinado objetivo. </w:t>
+      </w:r>
+    </w:p>
+    <w:p>
+      <w:pPr>
+        <w:tabs>
+          <w:tab w:val="left" w:pos="1509"/>
+        </w:tabs>
+        <w:rPr>
+          <w:rFonts w:eastAsiaTheme="minorEastAsia"/>
+          <w:sz w:val="24"/>
+          <w:szCs w:val="24"/>
+        </w:rPr>
+      </w:pPr>
+      <w:r>
+        <w:rPr>
+          <w:rFonts w:eastAsiaTheme="minorEastAsia"/>
+          <w:sz w:val="24"/>
+          <w:szCs w:val="24"/>
+        </w:rPr>
+        <w:t>O que entendemos com isso?</w:t>
+      </w:r>
+      <w:r>
+        <w:rPr>
+          <w:rFonts w:eastAsiaTheme="minorEastAsia"/>
+          <w:sz w:val="24"/>
+          <w:szCs w:val="24"/>
+        </w:rPr>
+        <w:br/>
+        <w:t xml:space="preserve">Vamos supor que você (assim como na imagem) queira executar um comando que vai fazer uma determinada ação que “começa” de alguma forma, e precisa chegar em outro “resultado”, é facil deduzir que </w:t>
+      </w:r>
+      <w:proofErr w:type="gramStart"/>
+      <w:r>
+        <w:rPr>
+          <w:rFonts w:eastAsiaTheme="minorEastAsia"/>
+          <w:sz w:val="24"/>
+          <w:szCs w:val="24"/>
+        </w:rPr>
+        <w:t>tu pode</w:t>
+      </w:r>
+      <w:proofErr w:type="gramEnd"/>
+      <w:r>
+        <w:rPr>
+          <w:rFonts w:eastAsiaTheme="minorEastAsia"/>
+          <w:sz w:val="24"/>
+          <w:szCs w:val="24"/>
+        </w:rPr>
+        <w:t xml:space="preserve"> seguir um caminho linear para alcançar esse objetivo. Mas “e </w:t>
+      </w:r>
+      <w:proofErr w:type="gramStart"/>
+      <w:r>
+        <w:rPr>
+          <w:rFonts w:eastAsiaTheme="minorEastAsia"/>
+          <w:sz w:val="24"/>
+          <w:szCs w:val="24"/>
+        </w:rPr>
+        <w:t>se”/</w:t>
+      </w:r>
+      <w:proofErr w:type="spellStart"/>
+      <w:proofErr w:type="gramEnd"/>
+      <w:r>
+        <w:rPr>
+          <w:rFonts w:eastAsiaTheme="minorEastAsia"/>
+          <w:sz w:val="24"/>
+          <w:szCs w:val="24"/>
+        </w:rPr>
+        <w:t>if</w:t>
+      </w:r>
+      <w:proofErr w:type="spellEnd"/>
+      <w:r>
+        <w:rPr>
+          <w:rFonts w:eastAsiaTheme="minorEastAsia"/>
+          <w:sz w:val="24"/>
+          <w:szCs w:val="24"/>
+        </w:rPr>
+        <w:t xml:space="preserve"> caso aconteça alguma coisa mudarmos o “caminho” mas para alcançar o mesmo resultado?! </w:t>
+      </w:r>
+    </w:p>
+    <w:p>
+      <w:pPr>
+        <w:tabs>
+          <w:tab w:val="left" w:pos="1509"/>
+        </w:tabs>
+        <w:rPr>
+          <w:rFonts w:eastAsiaTheme="minorEastAsia"/>
+          <w:sz w:val="24"/>
+          <w:szCs w:val="24"/>
+        </w:rPr>
+      </w:pPr>
+      <w:r>
+        <w:rPr>
+          <w:rFonts w:eastAsiaTheme="minorEastAsia"/>
+          <w:sz w:val="24"/>
+          <w:szCs w:val="24"/>
+        </w:rPr>
+        <w:t xml:space="preserve"> O grande ponto aqui é entender que pode ter mais de um evento acontecendo em JS, e para esse caso a gente pode estar criando um “e se” para esse evento, quase como uma solução </w:t>
+      </w:r>
+      <w:proofErr w:type="gramStart"/>
+      <w:r>
+        <w:rPr>
+          <w:rFonts w:eastAsiaTheme="minorEastAsia"/>
+          <w:sz w:val="24"/>
+          <w:szCs w:val="24"/>
+        </w:rPr>
+        <w:t>para, possibilidades</w:t>
+      </w:r>
+      <w:proofErr w:type="gramEnd"/>
+      <w:r>
+        <w:rPr>
+          <w:rFonts w:eastAsiaTheme="minorEastAsia"/>
+          <w:sz w:val="24"/>
+          <w:szCs w:val="24"/>
+        </w:rPr>
+        <w:t xml:space="preserve">. Exemplo: “execute uma determinada ação, se der certo, obtiver o resultado esperado, siga para a próxima, caso não dê certo o resultado dessa ação, faça essa outra </w:t>
+      </w:r>
+      <w:r>
+        <w:rPr>
+          <w:rFonts w:eastAsiaTheme="minorEastAsia"/>
+          <w:sz w:val="24"/>
+          <w:szCs w:val="24"/>
+        </w:rPr>
+        <w:t>ação</w:t>
+      </w:r>
+      <w:r>
+        <w:rPr>
+          <w:rFonts w:eastAsiaTheme="minorEastAsia"/>
+          <w:sz w:val="24"/>
+          <w:szCs w:val="24"/>
+        </w:rPr>
+        <w:t>”</w:t>
+      </w:r>
+      <w:r>
+        <w:rPr>
+          <w:rFonts w:eastAsiaTheme="minorEastAsia"/>
+          <w:sz w:val="24"/>
+          <w:szCs w:val="24"/>
+        </w:rPr>
+        <w:t>, aqui entramos no aspecto interatividade da programação, onde não existe um caminho linear para determinada ação, então o resultado pode variar, e a gente deixa uma condição onde no caso de variação será executada uma ação diferente.</w:t>
+      </w:r>
+    </w:p>
+    <w:p>
+      <w:pPr>
+        <w:tabs>
+          <w:tab w:val="left" w:pos="1509"/>
+        </w:tabs>
+        <w:rPr>
+          <w:rFonts w:eastAsiaTheme="minorEastAsia"/>
+          <w:sz w:val="24"/>
+          <w:szCs w:val="24"/>
+        </w:rPr>
+      </w:pPr>
+      <w:r>
+        <w:rPr>
+          <w:rFonts w:eastAsiaTheme="minorEastAsia"/>
+          <w:sz w:val="24"/>
+          <w:szCs w:val="24"/>
+        </w:rPr>
+        <w:t xml:space="preserve">Quando o código deixa de seguir uma “linha” linear, e passa a ter “desvios” a gente chama isso de </w:t>
+      </w:r>
+      <w:r>
+        <w:rPr>
+          <w:rFonts w:eastAsiaTheme="minorEastAsia"/>
+          <w:b/>
+          <w:bCs/>
+          <w:sz w:val="24"/>
+          <w:szCs w:val="24"/>
+          <w:highlight w:val="yellow"/>
+        </w:rPr>
+        <w:t>desvio condicional</w:t>
+      </w:r>
+      <w:r>
+        <w:rPr>
+          <w:rFonts w:eastAsiaTheme="minorEastAsia"/>
+          <w:b/>
+          <w:bCs/>
+          <w:sz w:val="24"/>
+          <w:szCs w:val="24"/>
+        </w:rPr>
+        <w:t xml:space="preserve">, </w:t>
+      </w:r>
+      <w:r>
+        <w:rPr>
+          <w:rFonts w:eastAsiaTheme="minorEastAsia"/>
+          <w:sz w:val="24"/>
+          <w:szCs w:val="24"/>
+        </w:rPr>
+        <w:t>E isso faz parte de um conceito básico de programação</w:t>
+      </w:r>
+      <w:r>
+        <w:rPr>
+          <w:rFonts w:eastAsiaTheme="minorEastAsia"/>
+          <w:sz w:val="24"/>
+          <w:szCs w:val="24"/>
+        </w:rPr>
+        <w:t xml:space="preserve">. Toda Linguagem de programação, ditas, linguagem hiperativas, </w:t>
+      </w:r>
+      <w:proofErr w:type="gramStart"/>
+      <w:r>
+        <w:rPr>
+          <w:rFonts w:eastAsiaTheme="minorEastAsia"/>
+          <w:sz w:val="24"/>
+          <w:szCs w:val="24"/>
+        </w:rPr>
+        <w:t>elas tem</w:t>
+      </w:r>
+      <w:proofErr w:type="gramEnd"/>
+      <w:r>
+        <w:rPr>
+          <w:rFonts w:eastAsiaTheme="minorEastAsia"/>
+          <w:sz w:val="24"/>
+          <w:szCs w:val="24"/>
+        </w:rPr>
+        <w:t xml:space="preserve"> vários tipos de condições, e JavaScript Sendo popular do jeito que é, não seria diferente.</w:t>
+      </w:r>
+    </w:p>
+    <w:p>
+      <w:pPr>
+        <w:tabs>
+          <w:tab w:val="left" w:pos="1509"/>
+        </w:tabs>
+        <w:rPr>
+          <w:rFonts w:eastAsiaTheme="minorEastAsia"/>
+          <w:sz w:val="24"/>
+          <w:szCs w:val="24"/>
+        </w:rPr>
+      </w:pPr>
+      <w:r>
+        <w:rPr>
+          <w:rFonts w:eastAsiaTheme="minorEastAsia"/>
+          <w:sz w:val="24"/>
+          <w:szCs w:val="24"/>
+        </w:rPr>
+        <w:drawing>
+          <wp:inline distT="0" distB="0" distL="0" distR="0" wp14:anchorId="08B8FADC" wp14:editId="30F2ECF0">
+            <wp:extent cx="1349829" cy="1147582"/>
+            <wp:effectExtent l="0" t="0" r="3175" b="0"/>
+            <wp:docPr id="357102695" name="Imagem 357102695"/>
+            <wp:cNvGraphicFramePr>
+              <a:graphicFrameLocks xmlns:a="http://schemas.openxmlformats.org/drawingml/2006/main" noChangeAspect="1"/>
+            </wp:cNvGraphicFramePr>
+            <a:graphic xmlns:a="http://schemas.openxmlformats.org/drawingml/2006/main">
+              <a:graphicData uri="http://schemas.openxmlformats.org/drawingml/2006/picture">
+                <pic:pic xmlns:pic="http://schemas.openxmlformats.org/drawingml/2006/picture">
+                  <pic:nvPicPr>
+                    <pic:cNvPr id="1" name=""/>
+                    <pic:cNvPicPr/>
+                  </pic:nvPicPr>
+                  <pic:blipFill>
+                    <a:blip r:embed="rId168"/>
+                    <a:stretch>
+                      <a:fillRect/>
+                    </a:stretch>
+                  </pic:blipFill>
+                  <pic:spPr>
+                    <a:xfrm>
+                      <a:off x="0" y="0"/>
+                      <a:ext cx="1353080" cy="1150346"/>
+                    </a:xfrm>
+                    <a:prstGeom prst="rect">
+                      <a:avLst/>
+                    </a:prstGeom>
+                  </pic:spPr>
+                </pic:pic>
+              </a:graphicData>
+            </a:graphic>
+          </wp:inline>
+        </w:drawing>
+      </w:r>
+    </w:p>
+    <w:p>
+      <w:pPr>
+        <w:tabs>
+          <w:tab w:val="left" w:pos="1509"/>
+        </w:tabs>
+        <w:rPr>
+          <w:rFonts w:eastAsiaTheme="minorEastAsia"/>
+          <w:sz w:val="24"/>
+          <w:szCs w:val="24"/>
+        </w:rPr>
+      </w:pPr>
+      <w:r>
+        <w:rPr>
+          <w:rFonts w:eastAsiaTheme="minorEastAsia"/>
+          <w:sz w:val="24"/>
+          <w:szCs w:val="24"/>
+        </w:rPr>
+        <w:t>O que vai ser importante para esse momento atual, é o simbolismo da imagem acima, isso porque ela representa é uma condição.</w:t>
+      </w:r>
+    </w:p>
+    <w:p>
+      <w:pPr>
+        <w:tabs>
+          <w:tab w:val="left" w:pos="1509"/>
+        </w:tabs>
+        <w:ind w:left="708"/>
+        <w:rPr>
+          <w:rFonts w:eastAsiaTheme="minorEastAsia"/>
+          <w:sz w:val="24"/>
+          <w:szCs w:val="24"/>
+        </w:rPr>
+      </w:pPr>
+      <w:r>
+        <w:rPr>
+          <w:rFonts w:eastAsiaTheme="minorEastAsia"/>
+          <w:sz w:val="24"/>
+          <w:szCs w:val="24"/>
+        </w:rPr>
+        <w:t xml:space="preserve">Uma maneira simples de lembrar que me veio em mente agora é pensar que, uma </w:t>
+      </w:r>
+      <w:r>
+        <w:rPr>
+          <w:rFonts w:eastAsiaTheme="minorEastAsia"/>
+          <w:i/>
+          <w:iCs/>
+          <w:sz w:val="24"/>
+          <w:szCs w:val="24"/>
+        </w:rPr>
+        <w:t>condição</w:t>
+      </w:r>
+      <w:r>
+        <w:rPr>
+          <w:rFonts w:eastAsiaTheme="minorEastAsia"/>
+          <w:sz w:val="24"/>
+          <w:szCs w:val="24"/>
+        </w:rPr>
+        <w:t xml:space="preserve"> precisa ser cumprida para executar uma ação, se não for cumprida, tem uma resposta a ausência da </w:t>
+      </w:r>
+      <w:r>
+        <w:rPr>
+          <w:rFonts w:eastAsiaTheme="minorEastAsia"/>
+          <w:i/>
+          <w:iCs/>
+          <w:sz w:val="24"/>
+          <w:szCs w:val="24"/>
+        </w:rPr>
+        <w:t>condição</w:t>
+      </w:r>
+      <w:r>
+        <w:rPr>
+          <w:rFonts w:eastAsiaTheme="minorEastAsia"/>
+          <w:sz w:val="24"/>
+          <w:szCs w:val="24"/>
+        </w:rPr>
+        <w:t xml:space="preserve"> o que vai gerar dois caminhos a se seguirem, um sim e um não, um “verdadeiro e um falso”, um “se isso não funcionar, faça isso” </w:t>
+      </w:r>
+    </w:p>
+    <w:p>
+      <w:pPr>
+        <w:tabs>
+          <w:tab w:val="left" w:pos="1509"/>
+        </w:tabs>
+        <w:rPr>
+          <w:rFonts w:eastAsiaTheme="minorEastAsia"/>
+          <w:sz w:val="24"/>
+          <w:szCs w:val="24"/>
+        </w:rPr>
+      </w:pPr>
+      <w:r>
+        <w:rPr>
+          <w:rFonts w:eastAsiaTheme="minorEastAsia"/>
+          <w:sz w:val="24"/>
+          <w:szCs w:val="24"/>
+        </w:rPr>
+        <w:t>Enfim, ainda se baseando pela estrutura que a gente montou acima, vamos entender o que cada elemento significa:</w:t>
+      </w:r>
+      <w:r>
+        <w:rPr>
+          <w:rFonts w:eastAsiaTheme="minorEastAsia"/>
+          <w:sz w:val="24"/>
+          <w:szCs w:val="24"/>
+        </w:rPr>
+        <w:br/>
+      </w:r>
+      <w:r>
+        <w:rPr>
+          <w:rFonts w:eastAsiaTheme="minorEastAsia"/>
+          <w:sz w:val="24"/>
+          <w:szCs w:val="24"/>
+        </w:rPr>
+        <w:drawing>
+          <wp:inline distT="0" distB="0" distL="0" distR="0" wp14:anchorId="758630CB" wp14:editId="380AC266">
+            <wp:extent cx="371527" cy="304843"/>
+            <wp:effectExtent l="0" t="0" r="9525" b="0"/>
+            <wp:docPr id="357102697" name="Imagem 357102697"/>
+            <wp:cNvGraphicFramePr>
+              <a:graphicFrameLocks xmlns:a="http://schemas.openxmlformats.org/drawingml/2006/main" noChangeAspect="1"/>
+            </wp:cNvGraphicFramePr>
+            <a:graphic xmlns:a="http://schemas.openxmlformats.org/drawingml/2006/main">
+              <a:graphicData uri="http://schemas.openxmlformats.org/drawingml/2006/picture">
+                <pic:pic xmlns:pic="http://schemas.openxmlformats.org/drawingml/2006/picture">
+                  <pic:nvPicPr>
+                    <pic:cNvPr id="1" name=""/>
+                    <pic:cNvPicPr/>
+                  </pic:nvPicPr>
+                  <pic:blipFill>
+                    <a:blip r:embed="rId169"/>
+                    <a:stretch>
+                      <a:fillRect/>
+                    </a:stretch>
+                  </pic:blipFill>
+                  <pic:spPr>
+                    <a:xfrm>
+                      <a:off x="0" y="0"/>
+                      <a:ext cx="371527" cy="304843"/>
+                    </a:xfrm>
+                    <a:prstGeom prst="rect">
+                      <a:avLst/>
+                    </a:prstGeom>
+                  </pic:spPr>
+                </pic:pic>
+              </a:graphicData>
+            </a:graphic>
+          </wp:inline>
+        </w:drawing>
+      </w:r>
+    </w:p>
+    <w:p>
+      <w:pPr>
+        <w:tabs>
+          <w:tab w:val="left" w:pos="1509"/>
+        </w:tabs>
+        <w:rPr>
+          <w:rFonts w:eastAsiaTheme="minorEastAsia"/>
+          <w:sz w:val="24"/>
+          <w:szCs w:val="24"/>
+        </w:rPr>
+      </w:pPr>
+      <w:r>
+        <w:rPr>
+          <w:rFonts w:eastAsiaTheme="minorEastAsia"/>
+          <w:sz w:val="24"/>
+          <w:szCs w:val="24"/>
+        </w:rPr>
+        <w:t xml:space="preserve">No caso do </w:t>
+      </w:r>
+      <w:proofErr w:type="spellStart"/>
+      <w:r>
+        <w:rPr>
+          <w:rFonts w:eastAsiaTheme="minorEastAsia"/>
+          <w:sz w:val="24"/>
+          <w:szCs w:val="24"/>
+        </w:rPr>
+        <w:t>losangulo</w:t>
+      </w:r>
+      <w:proofErr w:type="spellEnd"/>
+      <w:r>
+        <w:rPr>
+          <w:rFonts w:eastAsiaTheme="minorEastAsia"/>
+          <w:sz w:val="24"/>
+          <w:szCs w:val="24"/>
+        </w:rPr>
+        <w:t xml:space="preserve"> em JavaScript, é equivalente a estrutura “</w:t>
+      </w:r>
+      <w:proofErr w:type="spellStart"/>
+      <w:r>
+        <w:rPr>
+          <w:rFonts w:eastAsiaTheme="minorEastAsia"/>
+          <w:sz w:val="24"/>
+          <w:szCs w:val="24"/>
+        </w:rPr>
+        <w:t>if</w:t>
+      </w:r>
+      <w:proofErr w:type="spellEnd"/>
+      <w:r>
+        <w:rPr>
+          <w:rFonts w:eastAsiaTheme="minorEastAsia"/>
+          <w:sz w:val="24"/>
+          <w:szCs w:val="24"/>
+        </w:rPr>
+        <w:t>”, que é representada da seguinte maneira:</w:t>
+      </w:r>
+    </w:p>
+    <w:p>
+      <w:pPr>
+        <w:tabs>
+          <w:tab w:val="left" w:pos="1509"/>
+        </w:tabs>
+        <w:rPr>
+          <w:rFonts w:eastAsiaTheme="minorEastAsia"/>
+          <w:sz w:val="24"/>
+          <w:szCs w:val="24"/>
+        </w:rPr>
+      </w:pPr>
+      <w:r>
+        <w:rPr>
+          <w:rFonts w:eastAsiaTheme="minorEastAsia"/>
+          <w:sz w:val="24"/>
+          <w:szCs w:val="24"/>
+        </w:rPr>
+        <w:drawing>
+          <wp:inline distT="0" distB="0" distL="0" distR="0" wp14:anchorId="6F429108" wp14:editId="67C2C701">
+            <wp:extent cx="1190791" cy="266737"/>
+            <wp:effectExtent l="0" t="0" r="9525" b="0"/>
+            <wp:docPr id="357102700" name="Imagem 357102700"/>
+            <wp:cNvGraphicFramePr>
+              <a:graphicFrameLocks xmlns:a="http://schemas.openxmlformats.org/drawingml/2006/main" noChangeAspect="1"/>
+            </wp:cNvGraphicFramePr>
+            <a:graphic xmlns:a="http://schemas.openxmlformats.org/drawingml/2006/main">
+              <a:graphicData uri="http://schemas.openxmlformats.org/drawingml/2006/picture">
+                <pic:pic xmlns:pic="http://schemas.openxmlformats.org/drawingml/2006/picture">
+                  <pic:nvPicPr>
+                    <pic:cNvPr id="1" name=""/>
+                    <pic:cNvPicPr/>
+                  </pic:nvPicPr>
+                  <pic:blipFill>
+                    <a:blip r:embed="rId170"/>
+                    <a:stretch>
+                      <a:fillRect/>
+                    </a:stretch>
+                  </pic:blipFill>
+                  <pic:spPr>
+                    <a:xfrm>
+                      <a:off x="0" y="0"/>
+                      <a:ext cx="1190791" cy="266737"/>
+                    </a:xfrm>
+                    <a:prstGeom prst="rect">
+                      <a:avLst/>
+                    </a:prstGeom>
+                  </pic:spPr>
+                </pic:pic>
+              </a:graphicData>
+            </a:graphic>
+          </wp:inline>
+        </w:drawing>
+      </w:r>
+    </w:p>
+    <w:p>
+      <w:pPr>
+        <w:tabs>
+          <w:tab w:val="left" w:pos="1509"/>
+        </w:tabs>
+        <w:rPr>
+          <w:rFonts w:eastAsiaTheme="minorEastAsia"/>
+          <w:sz w:val="24"/>
+          <w:szCs w:val="24"/>
+        </w:rPr>
+      </w:pPr>
+      <w:r>
+        <w:rPr>
+          <w:rFonts w:eastAsiaTheme="minorEastAsia"/>
+          <w:sz w:val="24"/>
+          <w:szCs w:val="24"/>
+        </w:rPr>
+        <w:lastRenderedPageBreak/>
+        <w:t>Essa é uma condição qualquer, quando formos fazer a prática a gente vai ver exemplo de uso para “</w:t>
+      </w:r>
+      <w:proofErr w:type="spellStart"/>
+      <w:r>
+        <w:rPr>
+          <w:rFonts w:eastAsiaTheme="minorEastAsia"/>
+          <w:sz w:val="24"/>
+          <w:szCs w:val="24"/>
+        </w:rPr>
+        <w:t>if</w:t>
+      </w:r>
+      <w:proofErr w:type="spellEnd"/>
+      <w:r>
+        <w:rPr>
+          <w:rFonts w:eastAsiaTheme="minorEastAsia"/>
+          <w:sz w:val="24"/>
+          <w:szCs w:val="24"/>
+        </w:rPr>
+        <w:t>”.</w:t>
+      </w:r>
+    </w:p>
+    <w:p>
+      <w:pPr>
+        <w:tabs>
+          <w:tab w:val="left" w:pos="1509"/>
+        </w:tabs>
+        <w:rPr>
+          <w:rFonts w:eastAsiaTheme="minorEastAsia"/>
+          <w:sz w:val="24"/>
+          <w:szCs w:val="24"/>
+        </w:rPr>
+      </w:pPr>
+      <w:r>
+        <w:rPr>
+          <w:rFonts w:eastAsiaTheme="minorEastAsia"/>
+          <w:sz w:val="24"/>
+          <w:szCs w:val="24"/>
+        </w:rPr>
+        <w:t>E nessa condição, vamos ter duas possibilidades, a possibilidade da esquerda e da direita (isso no exemplo)</w:t>
+      </w:r>
+      <w:r>
+        <w:rPr>
+          <w:rFonts w:eastAsiaTheme="minorEastAsia"/>
+          <w:sz w:val="24"/>
+          <w:szCs w:val="24"/>
+        </w:rPr>
+        <w:t>, O próximo passo tendo entendido o que é a condição, é entender um dos elementos que vão compor essa condição, no exemplo em questão vamos chama-lo de bloco, (que nada mais é que um par de chaves (abertura e fechamento))</w:t>
+      </w:r>
+    </w:p>
+    <w:p>
+      <w:pPr>
+        <w:tabs>
+          <w:tab w:val="left" w:pos="1509"/>
+        </w:tabs>
+        <w:rPr>
+          <w:rFonts w:eastAsiaTheme="minorEastAsia"/>
+          <w:sz w:val="24"/>
+          <w:szCs w:val="24"/>
+        </w:rPr>
+      </w:pPr>
+      <w:r>
+        <w:rPr>
+          <w:rFonts w:eastAsiaTheme="minorEastAsia"/>
+          <w:sz w:val="24"/>
+          <w:szCs w:val="24"/>
+        </w:rPr>
+        <w:t xml:space="preserve">O resultado vai ficar da seguinte maneira: </w:t>
+      </w:r>
+    </w:p>
+    <w:p>
+      <w:pPr>
+        <w:tabs>
+          <w:tab w:val="left" w:pos="1509"/>
+        </w:tabs>
+        <w:rPr>
+          <w:rFonts w:eastAsiaTheme="minorEastAsia"/>
+          <w:sz w:val="24"/>
+          <w:szCs w:val="24"/>
+        </w:rPr>
+      </w:pPr>
+      <w:r>
+        <w:rPr>
+          <w:rFonts w:eastAsiaTheme="minorEastAsia"/>
+          <w:sz w:val="24"/>
+          <w:szCs w:val="24"/>
+        </w:rPr>
+        <w:drawing>
+          <wp:inline distT="0" distB="0" distL="0" distR="0" wp14:anchorId="23F9939A" wp14:editId="1284235D">
+            <wp:extent cx="1469571" cy="1494971"/>
+            <wp:effectExtent l="0" t="0" r="0" b="0"/>
+            <wp:docPr id="357102702" name="Imagem 357102702"/>
+            <wp:cNvGraphicFramePr>
+              <a:graphicFrameLocks xmlns:a="http://schemas.openxmlformats.org/drawingml/2006/main" noChangeAspect="1"/>
+            </wp:cNvGraphicFramePr>
+            <a:graphic xmlns:a="http://schemas.openxmlformats.org/drawingml/2006/main">
+              <a:graphicData uri="http://schemas.openxmlformats.org/drawingml/2006/picture">
+                <pic:pic xmlns:pic="http://schemas.openxmlformats.org/drawingml/2006/picture">
+                  <pic:nvPicPr>
+                    <pic:cNvPr id="1" name=""/>
+                    <pic:cNvPicPr/>
+                  </pic:nvPicPr>
+                  <pic:blipFill>
+                    <a:blip r:embed="rId171"/>
+                    <a:stretch>
+                      <a:fillRect/>
+                    </a:stretch>
+                  </pic:blipFill>
+                  <pic:spPr>
+                    <a:xfrm>
+                      <a:off x="0" y="0"/>
+                      <a:ext cx="1478126" cy="1503674"/>
+                    </a:xfrm>
+                    <a:prstGeom prst="rect">
+                      <a:avLst/>
+                    </a:prstGeom>
+                  </pic:spPr>
+                </pic:pic>
+              </a:graphicData>
+            </a:graphic>
+          </wp:inline>
+        </w:drawing>
+      </w:r>
+    </w:p>
+    <w:p>
+      <w:pPr>
+        <w:tabs>
+          <w:tab w:val="left" w:pos="1509"/>
+        </w:tabs>
+        <w:rPr>
+          <w:rFonts w:eastAsiaTheme="minorEastAsia"/>
+          <w:sz w:val="24"/>
+          <w:szCs w:val="24"/>
+        </w:rPr>
+      </w:pPr>
+      <w:r>
+        <w:rPr>
+          <w:rFonts w:eastAsiaTheme="minorEastAsia"/>
+          <w:sz w:val="24"/>
+          <w:szCs w:val="24"/>
+        </w:rPr>
+        <w:t>Explicando brevemente, a gente tem uma condição, a condição vai gerar uma “ação”, ação essa que vai ser adicionada dentro das chaves que sucedem a própria condição, como pode ser visto na imagem.</w:t>
+      </w:r>
+    </w:p>
+    <w:p>
+      <w:pPr>
+        <w:tabs>
+          <w:tab w:val="left" w:pos="1509"/>
+        </w:tabs>
+        <w:rPr>
+          <w:rFonts w:eastAsiaTheme="minorEastAsia"/>
+          <w:sz w:val="24"/>
+          <w:szCs w:val="24"/>
+        </w:rPr>
+      </w:pPr>
+      <w:r>
+        <w:rPr>
+          <w:rFonts w:eastAsiaTheme="minorEastAsia"/>
+          <w:sz w:val="24"/>
+          <w:szCs w:val="24"/>
+        </w:rPr>
+        <w:t>E na barra da direita ainda seguindo nosso diagrama:</w:t>
+      </w:r>
+      <w:r>
+        <w:rPr>
+          <w:rFonts w:eastAsiaTheme="minorEastAsia"/>
+          <w:sz w:val="24"/>
+          <w:szCs w:val="24"/>
+        </w:rPr>
+        <w:br/>
+      </w:r>
+      <w:r>
+        <w:rPr>
+          <w:rFonts w:eastAsiaTheme="minorEastAsia"/>
+          <w:sz w:val="24"/>
+          <w:szCs w:val="24"/>
+        </w:rPr>
+        <w:drawing>
+          <wp:inline distT="0" distB="0" distL="0" distR="0" wp14:anchorId="59B55335" wp14:editId="1C45F6E4">
+            <wp:extent cx="2267266" cy="590632"/>
+            <wp:effectExtent l="0" t="0" r="0" b="0"/>
+            <wp:docPr id="357102703" name="Imagem 357102703"/>
+            <wp:cNvGraphicFramePr>
+              <a:graphicFrameLocks xmlns:a="http://schemas.openxmlformats.org/drawingml/2006/main" noChangeAspect="1"/>
+            </wp:cNvGraphicFramePr>
+            <a:graphic xmlns:a="http://schemas.openxmlformats.org/drawingml/2006/main">
+              <a:graphicData uri="http://schemas.openxmlformats.org/drawingml/2006/picture">
+                <pic:pic xmlns:pic="http://schemas.openxmlformats.org/drawingml/2006/picture">
+                  <pic:nvPicPr>
+                    <pic:cNvPr id="1" name=""/>
+                    <pic:cNvPicPr/>
+                  </pic:nvPicPr>
+                  <pic:blipFill>
+                    <a:blip r:embed="rId172"/>
+                    <a:stretch>
+                      <a:fillRect/>
+                    </a:stretch>
+                  </pic:blipFill>
+                  <pic:spPr>
+                    <a:xfrm>
+                      <a:off x="0" y="0"/>
+                      <a:ext cx="2267266" cy="590632"/>
+                    </a:xfrm>
+                    <a:prstGeom prst="rect">
+                      <a:avLst/>
+                    </a:prstGeom>
+                  </pic:spPr>
+                </pic:pic>
+              </a:graphicData>
+            </a:graphic>
+          </wp:inline>
+        </w:drawing>
+      </w:r>
+    </w:p>
+    <w:p>
+      <w:pPr>
+        <w:tabs>
+          <w:tab w:val="left" w:pos="1509"/>
+        </w:tabs>
+        <w:rPr>
+          <w:rFonts w:eastAsiaTheme="minorEastAsia"/>
+          <w:sz w:val="24"/>
+          <w:szCs w:val="24"/>
+        </w:rPr>
+      </w:pPr>
+      <w:r>
+        <w:rPr>
+          <w:rFonts w:eastAsiaTheme="minorEastAsia"/>
+          <w:sz w:val="24"/>
+          <w:szCs w:val="24"/>
+        </w:rPr>
+        <w:t>Vai ser o “Else” que significa, (</w:t>
+      </w:r>
+      <w:r>
+        <w:rPr>
+          <w:rFonts w:eastAsiaTheme="minorEastAsia"/>
+          <w:b/>
+          <w:bCs/>
+          <w:sz w:val="24"/>
+          <w:szCs w:val="24"/>
+        </w:rPr>
+        <w:t>se não)</w:t>
+      </w:r>
+      <w:r>
+        <w:rPr>
+          <w:rFonts w:eastAsiaTheme="minorEastAsia"/>
+          <w:sz w:val="24"/>
+          <w:szCs w:val="24"/>
+        </w:rPr>
+        <w:t xml:space="preserve">, no caso </w:t>
+      </w:r>
+      <w:proofErr w:type="spellStart"/>
+      <w:r>
+        <w:rPr>
+          <w:rFonts w:eastAsiaTheme="minorEastAsia"/>
+          <w:sz w:val="24"/>
+          <w:szCs w:val="24"/>
+        </w:rPr>
+        <w:t>if</w:t>
+      </w:r>
+      <w:proofErr w:type="spellEnd"/>
+      <w:r>
+        <w:rPr>
+          <w:rFonts w:eastAsiaTheme="minorEastAsia"/>
+          <w:sz w:val="24"/>
+          <w:szCs w:val="24"/>
+        </w:rPr>
+        <w:t xml:space="preserve"> significando (se</w:t>
+      </w:r>
+      <w:proofErr w:type="gramStart"/>
+      <w:r>
+        <w:rPr>
+          <w:rFonts w:eastAsiaTheme="minorEastAsia"/>
+          <w:sz w:val="24"/>
+          <w:szCs w:val="24"/>
+        </w:rPr>
+        <w:t>)(</w:t>
+      </w:r>
+      <w:proofErr w:type="gramEnd"/>
+      <w:r>
+        <w:rPr>
+          <w:rFonts w:eastAsiaTheme="minorEastAsia"/>
+          <w:sz w:val="24"/>
+          <w:szCs w:val="24"/>
+        </w:rPr>
+        <w:t xml:space="preserve">como quem diz, “se for fazer determinada coisa, faça dessa </w:t>
+      </w:r>
+      <w:proofErr w:type="spellStart"/>
+      <w:r>
+        <w:rPr>
+          <w:rFonts w:eastAsiaTheme="minorEastAsia"/>
+          <w:sz w:val="24"/>
+          <w:szCs w:val="24"/>
+        </w:rPr>
+        <w:t>maneira”,”se</w:t>
+      </w:r>
+      <w:proofErr w:type="spellEnd"/>
+      <w:r>
+        <w:rPr>
+          <w:rFonts w:eastAsiaTheme="minorEastAsia"/>
+          <w:sz w:val="24"/>
+          <w:szCs w:val="24"/>
+        </w:rPr>
+        <w:t xml:space="preserve"> não, faça dessa outra maneira”</w:t>
       </w:r>
     </w:p>
     <w:sectPr>
